--- a/Monitoring Doc/High Level Design.docx
+++ b/Monitoring Doc/High Level Design.docx
@@ -41,7 +41,7 @@
           <w:color w:val="6C757D"/>
           <w:sz w:val="20"/>
         </w:rPr>
-        <w:t>Project: iHRMS Monitor - Windows Desktop Monitoring Agent | Document Version: v1.0.1 | Platform: Windows 10/11 x64</w:t>
+        <w:t>Project: Workpulse - Windows Desktop Monitoring Agent | Document Version: v1.0.1 | Platform: Windows 10/11 x64</w:t>
       </w:r>
     </w:p>
     <w:p>
@@ -80,7 +80,7 @@
           <w:color w:val="212529"/>
           <w:sz w:val="20"/>
         </w:rPr>
-        <w:t>The iHRMS Monitor architecture follows a modular, decoupled, event-driven pattern designed for high reliability, responsiveness, and minimal system overhead.</w:t>
+        <w:t>The Workpulse architecture follows a modular, decoupled, event-driven pattern designed for high reliability, responsiveness, and minimal system overhead.</w:t>
       </w:r>
     </w:p>
     <w:p>
@@ -172,7 +172,7 @@
           <w:color w:val="212529"/>
           <w:sz w:val="20"/>
         </w:rPr>
-        <w:t>SQLite WAL database (%LOCALAPPDATA%\iHRMS Monitor\data\ihrms_monitor.db), Secure DPAPI Keyring, Screenshot Storage.</w:t>
+        <w:t>SQLite WAL database (%LOCALAPPDATA%\Workpulse\data\ihrms_monitor.db), Secure DPAPI Keyring, Screenshot Storage.</w:t>
       </w:r>
     </w:p>
     <w:p>
@@ -820,7 +820,7 @@
           <w:color w:val="212529"/>
           <w:sz w:val="20"/>
         </w:rPr>
-        <w:t>2. If a newer semantic version is returned, downloads installer to %LOCALAPPDATA%\iHRMS Monitor\updates\.</w:t>
+        <w:t>2. If a newer semantic version is returned, downloads installer to %LOCALAPPDATA%\Workpulse\updates\.</w:t>
       </w:r>
     </w:p>
     <w:p>

--- a/Monitoring Doc/High Level Design.docx
+++ b/Monitoring Doc/High Level Design.docx
@@ -4,67 +4,69 @@
   <w:body>
     <w:p>
       <w:pPr>
-        <w:spacing w:before="0" w:after="40"/>
+        <w:spacing w:after="40"/>
       </w:pPr>
       <w:r>
         <w:rPr>
-          <w:rFonts w:ascii="Calibri" w:hAnsi="Calibri"/>
+          <w:rFonts w:ascii="Arial" w:hAnsi="Arial"/>
           <w:b/>
-          <w:color w:val="1E73BE"/>
-          <w:sz w:val="19"/>
+          <w:color w:val="0D9488"/>
+          <w:sz w:val="20"/>
         </w:rPr>
-        <w:t>INDOVISION CONSULTANCY SERVICES</w:t>
+        <w:t>INDOVISION SERVICES</w:t>
       </w:r>
     </w:p>
     <w:p>
       <w:pPr>
-        <w:spacing w:before="80" w:after="40"/>
+        <w:spacing w:after="80"/>
       </w:pPr>
       <w:r>
         <w:rPr>
-          <w:rFonts w:ascii="Calibri" w:hAnsi="Calibri"/>
+          <w:rFonts w:ascii="Arial" w:hAnsi="Arial"/>
           <w:b/>
-          <w:color w:val="0E4B89"/>
-          <w:sz w:val="44"/>
+          <w:color w:val="0F2942"/>
+          <w:sz w:val="40"/>
         </w:rPr>
         <w:t>High-Level Design (HLD)</w:t>
       </w:r>
     </w:p>
     <w:p>
       <w:pPr>
-        <w:spacing w:before="40" w:after="200"/>
+        <w:spacing w:after="280"/>
       </w:pPr>
       <w:r>
         <w:rPr>
-          <w:rFonts w:ascii="Calibri" w:hAnsi="Calibri"/>
+          <w:rFonts w:ascii="Arial" w:hAnsi="Arial"/>
           <w:i/>
-          <w:color w:val="6C757D"/>
-          <w:sz w:val="20"/>
+          <w:color w:val="64748B"/>
+          <w:sz w:val="19"/>
         </w:rPr>
-        <w:t>Project: Workpulse - Windows Desktop Monitoring Agent | Document Version: v1.0.1 | Platform: Windows 10/11 x64</w:t>
+        <w:t>Project: Workpulse | Application Version: 2.0.2 | Platforms: Windows 10/11 x64 &amp; macOS 12+ (Universal)</w:t>
       </w:r>
     </w:p>
     <w:p>
       <w:pPr>
-        <w:spacing w:before="0" w:after="280"/>
+        <w:spacing w:after="280"/>
       </w:pPr>
       <w:r>
         <w:rPr>
-          <w:color w:val="1E73BE"/>
+          <w:rFonts w:ascii="Arial" w:hAnsi="Arial"/>
+          <w:color w:val="0D9488"/>
+          <w:sz w:val="20"/>
         </w:rPr>
-        <w:t>――――――――――――――――――――――――――――――――――――――――――――――――――――――――――――</w:t>
+        <w:t>――――――――――――――――――――――――――――――――――――――――――――――――――――――――――</w:t>
       </w:r>
     </w:p>
     <w:p>
       <w:pPr>
         <w:keepNext/>
-        <w:spacing w:before="320" w:after="80"/>
+        <w:spacing w:before="280" w:after="120"/>
       </w:pPr>
       <w:r>
         <w:rPr>
-          <w:rFonts w:ascii="Calibri" w:hAnsi="Calibri"/>
+          <w:rFonts w:ascii="Arial" w:hAnsi="Arial"/>
           <w:b/>
-          <w:color w:val="0E4B89"/>
+          <w:color w:val="0F2942"/>
           <w:sz w:val="28"/>
         </w:rPr>
         <w:t>1. Architectural Overview &amp; Component Layers</w:t>
@@ -72,152 +74,22 @@
     </w:p>
     <w:p>
       <w:pPr>
-        <w:spacing w:before="40" w:after="80" w:line="276" w:lineRule="auto"/>
+        <w:spacing w:after="120" w:line="276" w:lineRule="auto"/>
       </w:pPr>
       <w:r>
         <w:rPr>
-          <w:rFonts w:ascii="Calibri" w:hAnsi="Calibri"/>
-          <w:color w:val="212529"/>
+          <w:rFonts w:ascii="Arial" w:hAnsi="Arial"/>
+          <w:color w:val="2D3748"/>
           <w:sz w:val="20"/>
         </w:rPr>
-        <w:t>The Workpulse architecture follows a modular, decoupled, event-driven pattern designed for high reliability, responsiveness, and minimal system overhead.</w:t>
-      </w:r>
-    </w:p>
-    <w:p>
-      <w:pPr>
-        <w:pStyle w:val="ListBullet"/>
-        <w:spacing w:before="20" w:after="40" w:line="276" w:lineRule="auto"/>
-      </w:pPr>
-      <w:r>
-        <w:rPr>
-          <w:rFonts w:ascii="Calibri" w:hAnsi="Calibri"/>
-          <w:b/>
-          <w:color w:val="212529"/>
-          <w:sz w:val="20"/>
-        </w:rPr>
-        <w:t xml:space="preserve">Presentation Layer (PySide6): </w:t>
-      </w:r>
-      <w:r>
-        <w:rPr>
-          <w:rFonts w:ascii="Calibri" w:hAnsi="Calibri"/>
-          <w:color w:val="212529"/>
-          <w:sz w:val="20"/>
-        </w:rPr>
-        <w:t>Main Window, Login View, Dashboard, Dynamic Tracking Box, Activity Timeline, User/Device Details Modal, System Tray.</w:t>
-      </w:r>
-    </w:p>
-    <w:p>
-      <w:pPr>
-        <w:pStyle w:val="ListBullet"/>
-        <w:spacing w:before="20" w:after="40" w:line="276" w:lineRule="auto"/>
-      </w:pPr>
-      <w:r>
-        <w:rPr>
-          <w:rFonts w:ascii="Calibri" w:hAnsi="Calibri"/>
-          <w:b/>
-          <w:color w:val="212529"/>
-          <w:sz w:val="20"/>
-        </w:rPr>
-        <w:t xml:space="preserve">Application Services: </w:t>
-      </w:r>
-      <w:r>
-        <w:rPr>
-          <w:rFonts w:ascii="Calibri" w:hAnsi="Calibri"/>
-          <w:color w:val="212529"/>
-          <w:sz w:val="20"/>
-        </w:rPr>
-        <w:t>SessionService (DPAPI), ApiConfig Manager, SyncService (Batch Sync &amp; Cleanup), UpdateService (SHA-256 Staging), ErrorReportingService.</w:t>
-      </w:r>
-    </w:p>
-    <w:p>
-      <w:pPr>
-        <w:pStyle w:val="ListBullet"/>
-        <w:spacing w:before="20" w:after="40" w:line="276" w:lineRule="auto"/>
-      </w:pPr>
-      <w:r>
-        <w:rPr>
-          <w:rFonts w:ascii="Calibri" w:hAnsi="Calibri"/>
-          <w:b/>
-          <w:color w:val="212529"/>
-          <w:sz w:val="20"/>
-        </w:rPr>
-        <w:t xml:space="preserve">Tracking &amp; OS Engine: </w:t>
-      </w:r>
-      <w:r>
-        <w:rPr>
-          <w:rFonts w:ascii="Calibri" w:hAnsi="Calibri"/>
-          <w:color w:val="212529"/>
-          <w:sz w:val="20"/>
-        </w:rPr>
-        <w:t>ActivityTracker thread, ScreenCapture thread, PlatformActivityProvider (Win32 User32/Kernel32 hooks).</w:t>
-      </w:r>
-    </w:p>
-    <w:p>
-      <w:pPr>
-        <w:pStyle w:val="ListBullet"/>
-        <w:spacing w:before="20" w:after="40" w:line="276" w:lineRule="auto"/>
-      </w:pPr>
-      <w:r>
-        <w:rPr>
-          <w:rFonts w:ascii="Calibri" w:hAnsi="Calibri"/>
-          <w:b/>
-          <w:color w:val="212529"/>
-          <w:sz w:val="20"/>
-        </w:rPr>
-        <w:t xml:space="preserve">Data &amp; Storage Layer: </w:t>
-      </w:r>
-      <w:r>
-        <w:rPr>
-          <w:rFonts w:ascii="Calibri" w:hAnsi="Calibri"/>
-          <w:color w:val="212529"/>
-          <w:sz w:val="20"/>
-        </w:rPr>
-        <w:t>SQLite WAL database (%LOCALAPPDATA%\Workpulse\data\ihrms_monitor.db), Secure DPAPI Keyring, Screenshot Storage.</w:t>
-      </w:r>
-    </w:p>
-    <w:p>
-      <w:pPr>
-        <w:pStyle w:val="ListBullet"/>
-        <w:spacing w:before="20" w:after="40" w:line="276" w:lineRule="auto"/>
-      </w:pPr>
-      <w:r>
-        <w:rPr>
-          <w:rFonts w:ascii="Calibri" w:hAnsi="Calibri"/>
-          <w:b/>
-          <w:color w:val="212529"/>
-          <w:sz w:val="20"/>
-        </w:rPr>
-        <w:t xml:space="preserve">Cloud / Backend Layer: </w:t>
-      </w:r>
-      <w:r>
-        <w:rPr>
-          <w:rFonts w:ascii="Calibri" w:hAnsi="Calibri"/>
-          <w:color w:val="212529"/>
-          <w:sz w:val="20"/>
-        </w:rPr>
-        <w:t>App Controller (/company_verify), Auth Service (/login), Device Manager (/enroll, /heartbeat), Tracking Service (/sync_activities_batch, /upload_screenshot), Storage Bucket.</w:t>
-      </w:r>
-    </w:p>
-    <w:p>
-      <w:pPr>
-        <w:keepNext/>
-        <w:spacing w:before="320" w:after="80"/>
-      </w:pPr>
-      <w:r>
-        <w:rPr>
-          <w:rFonts w:ascii="Calibri" w:hAnsi="Calibri"/>
-          <w:b/>
-          <w:color w:val="0E4B89"/>
-          <w:sz w:val="28"/>
-        </w:rPr>
-        <w:t>2. Multi-Threading &amp; Process Model</w:t>
+        <w:t>Workpulse follows an asynchronous, decoupled, multi-threaded architecture. OS-specific functionality is strictly contained within platform abstraction providers, allowing UI widgets, business services, and database persistence layers to remain completely platform-agnostic.</w:t>
       </w:r>
     </w:p>
     <w:tbl>
       <w:tblPr>
         <w:tblW w:type="auto" w:w="0"/>
         <w:jc w:val="center"/>
-        <w:tblLayout w:type="autofit"/>
+        <w:tblLayout w:type="fixed"/>
         <w:tblLook w:firstColumn="1" w:firstRow="1" w:lastColumn="0" w:lastRow="0" w:noHBand="0" w:noVBand="1" w:val="04A0"/>
       </w:tblPr>
       <w:tblGrid>
@@ -228,13 +100,13 @@
       <w:tr>
         <w:tc>
           <w:tcPr>
-            <w:tcW w:type="dxa" w:w="3312"/>
-            <w:shd w:fill="0E4B89"/>
+            <w:tcW w:type="dxa" w:w="2304"/>
+            <w:shd w:fill="0F2942"/>
             <w:tcMar>
-              <w:top w:w="100" w:type="dxa"/>
-              <w:bottom w:w="100" w:type="dxa"/>
-              <w:left w:w="120" w:type="dxa"/>
-              <w:right w:w="120" w:type="dxa"/>
+              <w:top w:w="120" w:type="dxa"/>
+              <w:bottom w:w="120" w:type="dxa"/>
+              <w:left w:w="150" w:type="dxa"/>
+              <w:right w:w="150" w:type="dxa"/>
             </w:tcMar>
           </w:tcPr>
           <w:p>
@@ -243,24 +115,24 @@
             </w:pPr>
             <w:r>
               <w:rPr>
-                <w:rFonts w:ascii="Calibri" w:hAnsi="Calibri"/>
+                <w:rFonts w:ascii="Arial" w:hAnsi="Arial"/>
                 <w:b/>
                 <w:color w:val="FFFFFF"/>
                 <w:sz w:val="19"/>
               </w:rPr>
-              <w:t>Thread / Component</w:t>
+              <w:t>Layer / Subsystem</w:t>
             </w:r>
           </w:p>
         </w:tc>
         <w:tc>
           <w:tcPr>
-            <w:tcW w:type="dxa" w:w="3312"/>
-            <w:shd w:fill="0E4B89"/>
+            <w:tcW w:type="dxa" w:w="3600"/>
+            <w:shd w:fill="0F2942"/>
             <w:tcMar>
-              <w:top w:w="100" w:type="dxa"/>
-              <w:bottom w:w="100" w:type="dxa"/>
-              <w:left w:w="120" w:type="dxa"/>
-              <w:right w:w="120" w:type="dxa"/>
+              <w:top w:w="120" w:type="dxa"/>
+              <w:bottom w:w="120" w:type="dxa"/>
+              <w:left w:w="150" w:type="dxa"/>
+              <w:right w:w="150" w:type="dxa"/>
             </w:tcMar>
           </w:tcPr>
           <w:p>
@@ -269,24 +141,24 @@
             </w:pPr>
             <w:r>
               <w:rPr>
-                <w:rFonts w:ascii="Calibri" w:hAnsi="Calibri"/>
+                <w:rFonts w:ascii="Arial" w:hAnsi="Arial"/>
                 <w:b/>
                 <w:color w:val="FFFFFF"/>
                 <w:sz w:val="19"/>
               </w:rPr>
-              <w:t>Role &amp; Execution Responsibility</w:t>
+              <w:t>Key Components</w:t>
             </w:r>
           </w:p>
         </w:tc>
         <w:tc>
           <w:tcPr>
-            <w:tcW w:type="dxa" w:w="3312"/>
-            <w:shd w:fill="0E4B89"/>
+            <w:tcW w:type="dxa" w:w="3888"/>
+            <w:shd w:fill="0F2942"/>
             <w:tcMar>
-              <w:top w:w="100" w:type="dxa"/>
-              <w:bottom w:w="100" w:type="dxa"/>
-              <w:left w:w="120" w:type="dxa"/>
-              <w:right w:w="120" w:type="dxa"/>
+              <w:top w:w="120" w:type="dxa"/>
+              <w:bottom w:w="120" w:type="dxa"/>
+              <w:left w:w="150" w:type="dxa"/>
+              <w:right w:w="150" w:type="dxa"/>
             </w:tcMar>
           </w:tcPr>
           <w:p>
@@ -295,12 +167,12 @@
             </w:pPr>
             <w:r>
               <w:rPr>
-                <w:rFonts w:ascii="Calibri" w:hAnsi="Calibri"/>
+                <w:rFonts w:ascii="Arial" w:hAnsi="Arial"/>
                 <w:b/>
                 <w:color w:val="FFFFFF"/>
                 <w:sz w:val="19"/>
               </w:rPr>
-              <w:t>Concurrency Controls</w:t>
+              <w:t>Core Architectural Responsibility</w:t>
             </w:r>
           </w:p>
         </w:tc>
@@ -308,12 +180,13 @@
       <w:tr>
         <w:tc>
           <w:tcPr>
-            <w:tcW w:type="dxa" w:w="3312"/>
+            <w:tcW w:type="dxa" w:w="2304"/>
+            <w:shd w:fill="FFFFFF"/>
             <w:tcMar>
-              <w:top w:w="70" w:type="dxa"/>
-              <w:bottom w:w="70" w:type="dxa"/>
-              <w:left w:w="120" w:type="dxa"/>
-              <w:right w:w="120" w:type="dxa"/>
+              <w:top w:w="80" w:type="dxa"/>
+              <w:bottom w:w="80" w:type="dxa"/>
+              <w:left w:w="150" w:type="dxa"/>
+              <w:right w:w="150" w:type="dxa"/>
             </w:tcMar>
           </w:tcPr>
           <w:p>
@@ -322,22 +195,23 @@
             </w:pPr>
             <w:r>
               <w:rPr>
-                <w:rFonts w:ascii="Calibri" w:hAnsi="Calibri"/>
-                <w:color w:val="212529"/>
+                <w:rFonts w:ascii="Arial" w:hAnsi="Arial"/>
+                <w:color w:val="2D3748"/>
                 <w:sz w:val="18"/>
               </w:rPr>
-              <w:t>UI Thread (Main)</w:t>
+              <w:t>Presentation Layer</w:t>
             </w:r>
           </w:p>
         </w:tc>
         <w:tc>
           <w:tcPr>
-            <w:tcW w:type="dxa" w:w="3312"/>
+            <w:tcW w:type="dxa" w:w="3600"/>
+            <w:shd w:fill="FFFFFF"/>
             <w:tcMar>
-              <w:top w:w="70" w:type="dxa"/>
-              <w:bottom w:w="70" w:type="dxa"/>
-              <w:left w:w="120" w:type="dxa"/>
-              <w:right w:w="120" w:type="dxa"/>
+              <w:top w:w="80" w:type="dxa"/>
+              <w:bottom w:w="80" w:type="dxa"/>
+              <w:left w:w="150" w:type="dxa"/>
+              <w:right w:w="150" w:type="dxa"/>
             </w:tcMar>
           </w:tcPr>
           <w:p>
@@ -346,22 +220,23 @@
             </w:pPr>
             <w:r>
               <w:rPr>
-                <w:rFonts w:ascii="Calibri" w:hAnsi="Calibri"/>
-                <w:color w:val="212529"/>
+                <w:rFonts w:ascii="Arial" w:hAnsi="Arial"/>
+                <w:color w:val="2D3748"/>
                 <w:sz w:val="18"/>
               </w:rPr>
-              <w:t>Manages PySide6 Qt event loop, UI rendering, user interaction, tray icon.</w:t>
+              <w:t>LoginWindow, MainWindow, DashboardPage, AttendancePage, TaskTable, UpdateDialog</w:t>
             </w:r>
           </w:p>
         </w:tc>
         <w:tc>
           <w:tcPr>
-            <w:tcW w:type="dxa" w:w="3312"/>
+            <w:tcW w:type="dxa" w:w="3888"/>
+            <w:shd w:fill="FFFFFF"/>
             <w:tcMar>
-              <w:top w:w="70" w:type="dxa"/>
-              <w:bottom w:w="70" w:type="dxa"/>
-              <w:left w:w="120" w:type="dxa"/>
-              <w:right w:w="120" w:type="dxa"/>
+              <w:top w:w="80" w:type="dxa"/>
+              <w:bottom w:w="80" w:type="dxa"/>
+              <w:left w:w="150" w:type="dxa"/>
+              <w:right w:w="150" w:type="dxa"/>
             </w:tcMar>
           </w:tcPr>
           <w:p>
@@ -370,11 +245,11 @@
             </w:pPr>
             <w:r>
               <w:rPr>
-                <w:rFonts w:ascii="Calibri" w:hAnsi="Calibri"/>
-                <w:color w:val="212529"/>
+                <w:rFonts w:ascii="Arial" w:hAnsi="Arial"/>
+                <w:color w:val="2D3748"/>
                 <w:sz w:val="18"/>
               </w:rPr>
-              <w:t>Qt Signals &amp; Slots</w:t>
+              <w:t>Renders Qt widgets, visualizes live timesheet/attendance cards, dispatches background signals</w:t>
             </w:r>
           </w:p>
         </w:tc>
@@ -382,13 +257,13 @@
       <w:tr>
         <w:tc>
           <w:tcPr>
-            <w:tcW w:type="dxa" w:w="3312"/>
-            <w:shd w:fill="F4F7FA"/>
+            <w:tcW w:type="dxa" w:w="2304"/>
+            <w:shd w:fill="F8FAFC"/>
             <w:tcMar>
-              <w:top w:w="70" w:type="dxa"/>
-              <w:bottom w:w="70" w:type="dxa"/>
-              <w:left w:w="120" w:type="dxa"/>
-              <w:right w:w="120" w:type="dxa"/>
+              <w:top w:w="80" w:type="dxa"/>
+              <w:bottom w:w="80" w:type="dxa"/>
+              <w:left w:w="150" w:type="dxa"/>
+              <w:right w:w="150" w:type="dxa"/>
             </w:tcMar>
           </w:tcPr>
           <w:p>
@@ -397,23 +272,23 @@
             </w:pPr>
             <w:r>
               <w:rPr>
-                <w:rFonts w:ascii="Calibri" w:hAnsi="Calibri"/>
-                <w:color w:val="212529"/>
+                <w:rFonts w:ascii="Arial" w:hAnsi="Arial"/>
+                <w:color w:val="2D3748"/>
                 <w:sz w:val="18"/>
               </w:rPr>
-              <w:t>Activity Monitor Thread</w:t>
+              <w:t>Service Layer</w:t>
             </w:r>
           </w:p>
         </w:tc>
         <w:tc>
           <w:tcPr>
-            <w:tcW w:type="dxa" w:w="3312"/>
-            <w:shd w:fill="F4F7FA"/>
+            <w:tcW w:type="dxa" w:w="3600"/>
+            <w:shd w:fill="F8FAFC"/>
             <w:tcMar>
-              <w:top w:w="70" w:type="dxa"/>
-              <w:bottom w:w="70" w:type="dxa"/>
-              <w:left w:w="120" w:type="dxa"/>
-              <w:right w:w="120" w:type="dxa"/>
+              <w:top w:w="80" w:type="dxa"/>
+              <w:bottom w:w="80" w:type="dxa"/>
+              <w:left w:w="150" w:type="dxa"/>
+              <w:right w:w="150" w:type="dxa"/>
             </w:tcMar>
           </w:tcPr>
           <w:p>
@@ -422,23 +297,23 @@
             </w:pPr>
             <w:r>
               <w:rPr>
-                <w:rFonts w:ascii="Calibri" w:hAnsi="Calibri"/>
-                <w:color w:val="212529"/>
+                <w:rFonts w:ascii="Arial" w:hAnsi="Arial"/>
+                <w:color w:val="2D3748"/>
                 <w:sz w:val="18"/>
               </w:rPr>
-              <w:t>Polls GetForegroundWindow every 1s, tracks active app duration and idle state machine.</w:t>
+              <w:t>SyncService, AttendanceService, TaskService, ScreenshotService, UpdateService, HealthService</w:t>
             </w:r>
           </w:p>
         </w:tc>
         <w:tc>
           <w:tcPr>
-            <w:tcW w:type="dxa" w:w="3312"/>
-            <w:shd w:fill="F4F7FA"/>
+            <w:tcW w:type="dxa" w:w="3888"/>
+            <w:shd w:fill="F8FAFC"/>
             <w:tcMar>
-              <w:top w:w="70" w:type="dxa"/>
-              <w:bottom w:w="70" w:type="dxa"/>
-              <w:left w:w="120" w:type="dxa"/>
-              <w:right w:w="120" w:type="dxa"/>
+              <w:top w:w="80" w:type="dxa"/>
+              <w:bottom w:w="80" w:type="dxa"/>
+              <w:left w:w="150" w:type="dxa"/>
+              <w:right w:w="150" w:type="dxa"/>
             </w:tcMar>
           </w:tcPr>
           <w:p>
@@ -447,11 +322,11 @@
             </w:pPr>
             <w:r>
               <w:rPr>
-                <w:rFonts w:ascii="Calibri" w:hAnsi="Calibri"/>
-                <w:color w:val="212529"/>
+                <w:rFonts w:ascii="Arial" w:hAnsi="Arial"/>
+                <w:color w:val="2D3748"/>
                 <w:sz w:val="18"/>
               </w:rPr>
-              <w:t>QThread / Worker lock</w:t>
+              <w:t>Orchestrates background business logic, API HTTP communication, session lifecycle, and update staging</w:t>
             </w:r>
           </w:p>
         </w:tc>
@@ -459,12 +334,13 @@
       <w:tr>
         <w:tc>
           <w:tcPr>
-            <w:tcW w:type="dxa" w:w="3312"/>
+            <w:tcW w:type="dxa" w:w="2304"/>
+            <w:shd w:fill="FFFFFF"/>
             <w:tcMar>
-              <w:top w:w="70" w:type="dxa"/>
-              <w:bottom w:w="70" w:type="dxa"/>
-              <w:left w:w="120" w:type="dxa"/>
-              <w:right w:w="120" w:type="dxa"/>
+              <w:top w:w="80" w:type="dxa"/>
+              <w:bottom w:w="80" w:type="dxa"/>
+              <w:left w:w="150" w:type="dxa"/>
+              <w:right w:w="150" w:type="dxa"/>
             </w:tcMar>
           </w:tcPr>
           <w:p>
@@ -473,22 +349,23 @@
             </w:pPr>
             <w:r>
               <w:rPr>
-                <w:rFonts w:ascii="Calibri" w:hAnsi="Calibri"/>
-                <w:color w:val="212529"/>
+                <w:rFonts w:ascii="Arial" w:hAnsi="Arial"/>
+                <w:color w:val="2D3748"/>
                 <w:sz w:val="18"/>
               </w:rPr>
-              <w:t>Screen Capture Thread</w:t>
+              <w:t>Tracker Engine</w:t>
             </w:r>
           </w:p>
         </w:tc>
         <w:tc>
           <w:tcPr>
-            <w:tcW w:type="dxa" w:w="3312"/>
+            <w:tcW w:type="dxa" w:w="3600"/>
+            <w:shd w:fill="FFFFFF"/>
             <w:tcMar>
-              <w:top w:w="70" w:type="dxa"/>
-              <w:bottom w:w="70" w:type="dxa"/>
-              <w:left w:w="120" w:type="dxa"/>
-              <w:right w:w="120" w:type="dxa"/>
+              <w:top w:w="80" w:type="dxa"/>
+              <w:bottom w:w="80" w:type="dxa"/>
+              <w:left w:w="150" w:type="dxa"/>
+              <w:right w:w="150" w:type="dxa"/>
             </w:tcMar>
           </w:tcPr>
           <w:p>
@@ -497,22 +374,23 @@
             </w:pPr>
             <w:r>
               <w:rPr>
-                <w:rFonts w:ascii="Calibri" w:hAnsi="Calibri"/>
-                <w:color w:val="212529"/>
+                <w:rFonts w:ascii="Arial" w:hAnsi="Arial"/>
+                <w:color w:val="2D3748"/>
                 <w:sz w:val="18"/>
               </w:rPr>
-              <w:t>Executes periodic &amp; event-driven desktop grabs, encodes PNG to disk.</w:t>
+              <w:t>ActivityTracker, TrackerWorker, ActivitySession</w:t>
             </w:r>
           </w:p>
         </w:tc>
         <w:tc>
           <w:tcPr>
-            <w:tcW w:type="dxa" w:w="3312"/>
+            <w:tcW w:type="dxa" w:w="3888"/>
+            <w:shd w:fill="FFFFFF"/>
             <w:tcMar>
-              <w:top w:w="70" w:type="dxa"/>
-              <w:bottom w:w="70" w:type="dxa"/>
-              <w:left w:w="120" w:type="dxa"/>
-              <w:right w:w="120" w:type="dxa"/>
+              <w:top w:w="80" w:type="dxa"/>
+              <w:bottom w:w="80" w:type="dxa"/>
+              <w:left w:w="150" w:type="dxa"/>
+              <w:right w:w="150" w:type="dxa"/>
             </w:tcMar>
           </w:tcPr>
           <w:p>
@@ -521,11 +399,11 @@
             </w:pPr>
             <w:r>
               <w:rPr>
-                <w:rFonts w:ascii="Calibri" w:hAnsi="Calibri"/>
-                <w:color w:val="212529"/>
+                <w:rFonts w:ascii="Arial" w:hAnsi="Arial"/>
+                <w:color w:val="2D3748"/>
                 <w:sz w:val="18"/>
               </w:rPr>
-              <w:t>Daemon Thread / Lock</w:t>
+              <w:t>Manages active/idle state machine, executes 1s polling interval on dedicated QThread</w:t>
             </w:r>
           </w:p>
         </w:tc>
@@ -533,13 +411,13 @@
       <w:tr>
         <w:tc>
           <w:tcPr>
-            <w:tcW w:type="dxa" w:w="3312"/>
-            <w:shd w:fill="F4F7FA"/>
+            <w:tcW w:type="dxa" w:w="2304"/>
+            <w:shd w:fill="F8FAFC"/>
             <w:tcMar>
-              <w:top w:w="70" w:type="dxa"/>
-              <w:bottom w:w="70" w:type="dxa"/>
-              <w:left w:w="120" w:type="dxa"/>
-              <w:right w:w="120" w:type="dxa"/>
+              <w:top w:w="80" w:type="dxa"/>
+              <w:bottom w:w="80" w:type="dxa"/>
+              <w:left w:w="150" w:type="dxa"/>
+              <w:right w:w="150" w:type="dxa"/>
             </w:tcMar>
           </w:tcPr>
           <w:p>
@@ -548,23 +426,23 @@
             </w:pPr>
             <w:r>
               <w:rPr>
-                <w:rFonts w:ascii="Calibri" w:hAnsi="Calibri"/>
-                <w:color w:val="212529"/>
+                <w:rFonts w:ascii="Arial" w:hAnsi="Arial"/>
+                <w:color w:val="2D3748"/>
                 <w:sz w:val="18"/>
               </w:rPr>
-              <w:t>Batch Sync Worker</w:t>
+              <w:t>Platform Layer</w:t>
             </w:r>
           </w:p>
         </w:tc>
         <w:tc>
           <w:tcPr>
-            <w:tcW w:type="dxa" w:w="3312"/>
-            <w:shd w:fill="F4F7FA"/>
+            <w:tcW w:type="dxa" w:w="3600"/>
+            <w:shd w:fill="F8FAFC"/>
             <w:tcMar>
-              <w:top w:w="70" w:type="dxa"/>
-              <w:bottom w:w="70" w:type="dxa"/>
-              <w:left w:w="120" w:type="dxa"/>
-              <w:right w:w="120" w:type="dxa"/>
+              <w:top w:w="80" w:type="dxa"/>
+              <w:bottom w:w="80" w:type="dxa"/>
+              <w:left w:w="150" w:type="dxa"/>
+              <w:right w:w="150" w:type="dxa"/>
             </w:tcMar>
           </w:tcPr>
           <w:p>
@@ -573,23 +451,23 @@
             </w:pPr>
             <w:r>
               <w:rPr>
-                <w:rFonts w:ascii="Calibri" w:hAnsi="Calibri"/>
-                <w:color w:val="212529"/>
+                <w:rFonts w:ascii="Arial" w:hAnsi="Arial"/>
+                <w:color w:val="2D3748"/>
                 <w:sz w:val="18"/>
               </w:rPr>
-              <w:t>Periodically wakes up, queries pending SQLite rows, executes HTTP POST, deletes files on success.</w:t>
+              <w:t>PlatformActivityProvider, WindowsActivityProvider, MacOSActivityProvider</w:t>
             </w:r>
           </w:p>
         </w:tc>
         <w:tc>
           <w:tcPr>
-            <w:tcW w:type="dxa" w:w="3312"/>
-            <w:shd w:fill="F4F7FA"/>
+            <w:tcW w:type="dxa" w:w="3888"/>
+            <w:shd w:fill="F8FAFC"/>
             <w:tcMar>
-              <w:top w:w="70" w:type="dxa"/>
-              <w:bottom w:w="70" w:type="dxa"/>
-              <w:left w:w="120" w:type="dxa"/>
-              <w:right w:w="120" w:type="dxa"/>
+              <w:top w:w="80" w:type="dxa"/>
+              <w:bottom w:w="80" w:type="dxa"/>
+              <w:left w:w="150" w:type="dxa"/>
+              <w:right w:w="150" w:type="dxa"/>
             </w:tcMar>
           </w:tcPr>
           <w:p>
@@ -598,11 +476,11 @@
             </w:pPr>
             <w:r>
               <w:rPr>
-                <w:rFonts w:ascii="Calibri" w:hAnsi="Calibri"/>
-                <w:color w:val="212529"/>
+                <w:rFonts w:ascii="Arial" w:hAnsi="Arial"/>
+                <w:color w:val="2D3748"/>
                 <w:sz w:val="18"/>
               </w:rPr>
-              <w:t>Thread Lock / WAL isolation</w:t>
+              <w:t>Interacts with Win32 APIs (GetForegroundWindow/GetLastInputInfo) and macOS Quartz/NSWorkspace</w:t>
             </w:r>
           </w:p>
         </w:tc>
@@ -610,12 +488,13 @@
       <w:tr>
         <w:tc>
           <w:tcPr>
-            <w:tcW w:type="dxa" w:w="3312"/>
+            <w:tcW w:type="dxa" w:w="2304"/>
+            <w:shd w:fill="FFFFFF"/>
             <w:tcMar>
-              <w:top w:w="70" w:type="dxa"/>
-              <w:bottom w:w="70" w:type="dxa"/>
-              <w:left w:w="120" w:type="dxa"/>
-              <w:right w:w="120" w:type="dxa"/>
+              <w:top w:w="80" w:type="dxa"/>
+              <w:bottom w:w="80" w:type="dxa"/>
+              <w:left w:w="150" w:type="dxa"/>
+              <w:right w:w="150" w:type="dxa"/>
             </w:tcMar>
           </w:tcPr>
           <w:p>
@@ -624,22 +503,23 @@
             </w:pPr>
             <w:r>
               <w:rPr>
-                <w:rFonts w:ascii="Calibri" w:hAnsi="Calibri"/>
-                <w:color w:val="212529"/>
+                <w:rFonts w:ascii="Arial" w:hAnsi="Arial"/>
+                <w:color w:val="2D3748"/>
                 <w:sz w:val="18"/>
               </w:rPr>
-              <w:t>Update Worker Thread</w:t>
+              <w:t>Data Access Layer</w:t>
             </w:r>
           </w:p>
         </w:tc>
         <w:tc>
           <w:tcPr>
-            <w:tcW w:type="dxa" w:w="3312"/>
+            <w:tcW w:type="dxa" w:w="3600"/>
+            <w:shd w:fill="FFFFFF"/>
             <w:tcMar>
-              <w:top w:w="70" w:type="dxa"/>
-              <w:bottom w:w="70" w:type="dxa"/>
-              <w:left w:w="120" w:type="dxa"/>
-              <w:right w:w="120" w:type="dxa"/>
+              <w:top w:w="80" w:type="dxa"/>
+              <w:bottom w:w="80" w:type="dxa"/>
+              <w:left w:w="150" w:type="dxa"/>
+              <w:right w:w="150" w:type="dxa"/>
             </w:tcMar>
           </w:tcPr>
           <w:p>
@@ -648,22 +528,23 @@
             </w:pPr>
             <w:r>
               <w:rPr>
-                <w:rFonts w:ascii="Calibri" w:hAnsi="Calibri"/>
-                <w:color w:val="212529"/>
+                <w:rFonts w:ascii="Arial" w:hAnsi="Arial"/>
+                <w:color w:val="2D3748"/>
                 <w:sz w:val="18"/>
               </w:rPr>
-              <w:t>Polls /device/check_update, downloads payload to updates\ folder, validates hash.</w:t>
+              <w:t>ActivityRepository, SQLAlchemy Models, SQLite Engine</w:t>
             </w:r>
           </w:p>
         </w:tc>
         <w:tc>
           <w:tcPr>
-            <w:tcW w:type="dxa" w:w="3312"/>
+            <w:tcW w:type="dxa" w:w="3888"/>
+            <w:shd w:fill="FFFFFF"/>
             <w:tcMar>
-              <w:top w:w="70" w:type="dxa"/>
-              <w:bottom w:w="70" w:type="dxa"/>
-              <w:left w:w="120" w:type="dxa"/>
-              <w:right w:w="120" w:type="dxa"/>
+              <w:top w:w="80" w:type="dxa"/>
+              <w:bottom w:w="80" w:type="dxa"/>
+              <w:left w:w="150" w:type="dxa"/>
+              <w:right w:w="150" w:type="dxa"/>
             </w:tcMar>
           </w:tcPr>
           <w:p>
@@ -672,11 +553,88 @@
             </w:pPr>
             <w:r>
               <w:rPr>
-                <w:rFonts w:ascii="Calibri" w:hAnsi="Calibri"/>
-                <w:color w:val="212529"/>
+                <w:rFonts w:ascii="Arial" w:hAnsi="Arial"/>
+                <w:color w:val="2D3748"/>
                 <w:sz w:val="18"/>
               </w:rPr>
-              <w:t>Non-blocking background thread</w:t>
+              <w:t>Manages local transactional ACID persistence with Write-Ahead Logging (WAL) and offline buffering</w:t>
+            </w:r>
+          </w:p>
+        </w:tc>
+      </w:tr>
+      <w:tr>
+        <w:tc>
+          <w:tcPr>
+            <w:tcW w:type="dxa" w:w="2304"/>
+            <w:shd w:fill="F8FAFC"/>
+            <w:tcMar>
+              <w:top w:w="80" w:type="dxa"/>
+              <w:bottom w:w="80" w:type="dxa"/>
+              <w:left w:w="150" w:type="dxa"/>
+              <w:right w:w="150" w:type="dxa"/>
+            </w:tcMar>
+          </w:tcPr>
+          <w:p>
+            <w:pPr>
+              <w:jc w:val="left"/>
+            </w:pPr>
+            <w:r>
+              <w:rPr>
+                <w:rFonts w:ascii="Arial" w:hAnsi="Arial"/>
+                <w:color w:val="2D3748"/>
+                <w:sz w:val="18"/>
+              </w:rPr>
+              <w:t>Configuration</w:t>
+            </w:r>
+          </w:p>
+        </w:tc>
+        <w:tc>
+          <w:tcPr>
+            <w:tcW w:type="dxa" w:w="3600"/>
+            <w:shd w:fill="F8FAFC"/>
+            <w:tcMar>
+              <w:top w:w="80" w:type="dxa"/>
+              <w:bottom w:w="80" w:type="dxa"/>
+              <w:left w:w="150" w:type="dxa"/>
+              <w:right w:w="150" w:type="dxa"/>
+            </w:tcMar>
+          </w:tcPr>
+          <w:p>
+            <w:pPr>
+              <w:jc w:val="left"/>
+            </w:pPr>
+            <w:r>
+              <w:rPr>
+                <w:rFonts w:ascii="Arial" w:hAnsi="Arial"/>
+                <w:color w:val="2D3748"/>
+                <w:sz w:val="18"/>
+              </w:rPr>
+              <w:t>ApiConfig, Settings, Paths, Logger, Security</w:t>
+            </w:r>
+          </w:p>
+        </w:tc>
+        <w:tc>
+          <w:tcPr>
+            <w:tcW w:type="dxa" w:w="3888"/>
+            <w:shd w:fill="F8FAFC"/>
+            <w:tcMar>
+              <w:top w:w="80" w:type="dxa"/>
+              <w:bottom w:w="80" w:type="dxa"/>
+              <w:left w:w="150" w:type="dxa"/>
+              <w:right w:w="150" w:type="dxa"/>
+            </w:tcMar>
+          </w:tcPr>
+          <w:p>
+            <w:pPr>
+              <w:jc w:val="left"/>
+            </w:pPr>
+            <w:r>
+              <w:rPr>
+                <w:rFonts w:ascii="Arial" w:hAnsi="Arial"/>
+                <w:color w:val="2D3748"/>
+                <w:sz w:val="18"/>
+              </w:rPr>
+              <w:t>Resolves dynamic tenant endpoints, manages local app data directories, formats structured logs</w:t>
             </w:r>
           </w:p>
         </w:tc>
@@ -684,182 +642,267 @@
     </w:tbl>
     <w:p>
       <w:pPr>
-        <w:spacing w:before="40" w:after="80"/>
+        <w:spacing w:after="160"/>
       </w:pPr>
     </w:p>
     <w:p>
       <w:pPr>
         <w:keepNext/>
-        <w:spacing w:before="320" w:after="80"/>
+        <w:spacing w:before="280" w:after="120"/>
       </w:pPr>
       <w:r>
         <w:rPr>
-          <w:rFonts w:ascii="Calibri" w:hAnsi="Calibri"/>
+          <w:rFonts w:ascii="Arial" w:hAnsi="Arial"/>
           <w:b/>
-          <w:color w:val="0E4B89"/>
+          <w:color w:val="0F2942"/>
           <w:sz w:val="28"/>
         </w:rPr>
-        <w:t>3. Sequence Workflows</w:t>
+        <w:t>2. End-to-End System Integration Flow</w:t>
+      </w:r>
+    </w:p>
+    <w:p>
+      <w:pPr>
+        <w:pStyle w:val="ListBullet"/>
+        <w:spacing w:after="60" w:line="276" w:lineRule="auto"/>
+      </w:pPr>
+      <w:r>
+        <w:rPr>
+          <w:rFonts w:ascii="Arial" w:hAnsi="Arial"/>
+          <w:b/>
+          <w:color w:val="2D3748"/>
+          <w:sz w:val="20"/>
+        </w:rPr>
+        <w:t xml:space="preserve">1. Bootstrap: </w:t>
+      </w:r>
+      <w:r>
+        <w:rPr>
+          <w:rFonts w:ascii="Arial" w:hAnsi="Arial"/>
+          <w:color w:val="2D3748"/>
+          <w:sz w:val="20"/>
+        </w:rPr>
+        <w:t>User supplies company code -&gt; AppController validates tenant -&gt; Base URL and endpoints configured dynamically.</w:t>
+      </w:r>
+    </w:p>
+    <w:p>
+      <w:pPr>
+        <w:pStyle w:val="ListBullet"/>
+        <w:spacing w:after="60" w:line="276" w:lineRule="auto"/>
+      </w:pPr>
+      <w:r>
+        <w:rPr>
+          <w:rFonts w:ascii="Arial" w:hAnsi="Arial"/>
+          <w:b/>
+          <w:color w:val="2D3748"/>
+          <w:sz w:val="20"/>
+        </w:rPr>
+        <w:t xml:space="preserve">2. Authentication: </w:t>
+      </w:r>
+      <w:r>
+        <w:rPr>
+          <w:rFonts w:ascii="Arial" w:hAnsi="Arial"/>
+          <w:color w:val="2D3748"/>
+          <w:sz w:val="20"/>
+        </w:rPr>
+        <w:t>User authenticates -&gt; Device hardware UUID enrolled -&gt; Scoped device_token returned and stored in secure session.</w:t>
+      </w:r>
+    </w:p>
+    <w:p>
+      <w:pPr>
+        <w:pStyle w:val="ListBullet"/>
+        <w:spacing w:after="60" w:line="276" w:lineRule="auto"/>
+      </w:pPr>
+      <w:r>
+        <w:rPr>
+          <w:rFonts w:ascii="Arial" w:hAnsi="Arial"/>
+          <w:b/>
+          <w:color w:val="2D3748"/>
+          <w:sz w:val="20"/>
+        </w:rPr>
+        <w:t xml:space="preserve">3. Tracking: </w:t>
+      </w:r>
+      <w:r>
+        <w:rPr>
+          <w:rFonts w:ascii="Arial" w:hAnsi="Arial"/>
+          <w:color w:val="2D3748"/>
+          <w:sz w:val="20"/>
+        </w:rPr>
+        <w:t>TrackerWorker polls active window &amp; idle input -&gt; Commits closed sessions to local SQLite database.</w:t>
+      </w:r>
+    </w:p>
+    <w:p>
+      <w:pPr>
+        <w:pStyle w:val="ListBullet"/>
+        <w:spacing w:after="60" w:line="276" w:lineRule="auto"/>
+      </w:pPr>
+      <w:r>
+        <w:rPr>
+          <w:rFonts w:ascii="Arial" w:hAnsi="Arial"/>
+          <w:b/>
+          <w:color w:val="2D3748"/>
+          <w:sz w:val="20"/>
+        </w:rPr>
+        <w:t xml:space="preserve">4. Synchronization: </w:t>
+      </w:r>
+      <w:r>
+        <w:rPr>
+          <w:rFonts w:ascii="Arial" w:hAnsi="Arial"/>
+          <w:color w:val="2D3748"/>
+          <w:sz w:val="20"/>
+        </w:rPr>
+        <w:t>SyncService flushes batches of 100 records and screenshots to cloud backend with retry backoff.</w:t>
+      </w:r>
+    </w:p>
+    <w:p>
+      <w:pPr>
+        <w:pStyle w:val="ListBullet"/>
+        <w:spacing w:after="60" w:line="276" w:lineRule="auto"/>
+      </w:pPr>
+      <w:r>
+        <w:rPr>
+          <w:rFonts w:ascii="Arial" w:hAnsi="Arial"/>
+          <w:b/>
+          <w:color w:val="2D3748"/>
+          <w:sz w:val="20"/>
+        </w:rPr>
+        <w:t xml:space="preserve">5. Dashboard: </w:t>
+      </w:r>
+      <w:r>
+        <w:rPr>
+          <w:rFonts w:ascii="Arial" w:hAnsi="Arial"/>
+          <w:color w:val="2D3748"/>
+          <w:sz w:val="20"/>
+        </w:rPr>
+        <w:t>Dashboard displays real-time punch time, monthly attendance grid, leave quotas, and KRA timesheets.</w:t>
+      </w:r>
+    </w:p>
+    <w:p>
+      <w:pPr>
+        <w:pStyle w:val="ListBullet"/>
+        <w:spacing w:after="60" w:line="276" w:lineRule="auto"/>
+      </w:pPr>
+      <w:r>
+        <w:rPr>
+          <w:rFonts w:ascii="Arial" w:hAnsi="Arial"/>
+          <w:b/>
+          <w:color w:val="2D3748"/>
+          <w:sz w:val="20"/>
+        </w:rPr>
+        <w:t xml:space="preserve">6. Maintenance: </w:t>
+      </w:r>
+      <w:r>
+        <w:rPr>
+          <w:rFonts w:ascii="Arial" w:hAnsi="Arial"/>
+          <w:color w:val="2D3748"/>
+          <w:sz w:val="20"/>
+        </w:rPr>
+        <w:t>UpdateService queries /punch/check_new_version -&gt; Compares semantically -&gt; Spawns detached silent installer on upgrade.</w:t>
       </w:r>
     </w:p>
     <w:p>
       <w:pPr>
         <w:keepNext/>
-        <w:spacing w:before="220" w:after="60"/>
+        <w:spacing w:before="280" w:after="120"/>
       </w:pPr>
       <w:r>
         <w:rPr>
-          <w:rFonts w:ascii="Calibri" w:hAnsi="Calibri"/>
+          <w:rFonts w:ascii="Arial" w:hAnsi="Arial"/>
           <w:b/>
-          <w:color w:val="1E73BE"/>
-          <w:sz w:val="24"/>
+          <w:color w:val="0F2942"/>
+          <w:sz w:val="28"/>
         </w:rPr>
-        <w:t>3.1 Offline-to-Online Batch Synchronization</w:t>
+        <w:t>3. Security Architecture &amp; Threat Mitigation</w:t>
       </w:r>
     </w:p>
     <w:p>
       <w:pPr>
-        <w:spacing w:before="40" w:after="80" w:line="276" w:lineRule="auto"/>
+        <w:pStyle w:val="ListBullet"/>
+        <w:spacing w:after="60" w:line="276" w:lineRule="auto"/>
       </w:pPr>
       <w:r>
         <w:rPr>
-          <w:rFonts w:ascii="Calibri" w:hAnsi="Calibri"/>
-          <w:color w:val="212529"/>
+          <w:rFonts w:ascii="Arial" w:hAnsi="Arial"/>
+          <w:b/>
+          <w:color w:val="2D3748"/>
           <w:sz w:val="20"/>
         </w:rPr>
-        <w:t>1. Tracker records foreground sessions and idle events into SQLite (is_synced = 0). Screenshots saved to %LOCALAPPDATA%\...\screenshots\.</w:t>
+        <w:t xml:space="preserve">Transport Security: </w:t>
+      </w:r>
+      <w:r>
+        <w:rPr>
+          <w:rFonts w:ascii="Arial" w:hAnsi="Arial"/>
+          <w:color w:val="2D3748"/>
+          <w:sz w:val="20"/>
+        </w:rPr>
+        <w:t>All external HTTP traffic strictly uses TLS 1.2+ encryption with validated certificates.</w:t>
       </w:r>
     </w:p>
     <w:p>
       <w:pPr>
-        <w:spacing w:before="40" w:after="80" w:line="276" w:lineRule="auto"/>
+        <w:pStyle w:val="ListBullet"/>
+        <w:spacing w:after="60" w:line="276" w:lineRule="auto"/>
       </w:pPr>
       <w:r>
         <w:rPr>
-          <w:rFonts w:ascii="Calibri" w:hAnsi="Calibri"/>
-          <w:color w:val="212529"/>
+          <w:rFonts w:ascii="Arial" w:hAnsi="Arial"/>
+          <w:b/>
+          <w:color w:val="2D3748"/>
           <w:sz w:val="20"/>
         </w:rPr>
-        <w:t>2. SyncService wakes every sync_interval_seconds (default 30s) and checks network connectivity.</w:t>
+        <w:t xml:space="preserve">Credential Protection: </w:t>
+      </w:r>
+      <w:r>
+        <w:rPr>
+          <w:rFonts w:ascii="Arial" w:hAnsi="Arial"/>
+          <w:color w:val="2D3748"/>
+          <w:sz w:val="20"/>
+        </w:rPr>
+        <w:t>Authentication credentials, tokens, and authorization headers are scrubbed from log files.</w:t>
       </w:r>
     </w:p>
     <w:p>
       <w:pPr>
-        <w:spacing w:before="40" w:after="80" w:line="276" w:lineRule="auto"/>
+        <w:pStyle w:val="ListBullet"/>
+        <w:spacing w:after="60" w:line="276" w:lineRule="auto"/>
       </w:pPr>
       <w:r>
         <w:rPr>
-          <w:rFonts w:ascii="Calibri" w:hAnsi="Calibri"/>
-          <w:color w:val="212529"/>
+          <w:rFonts w:ascii="Arial" w:hAnsi="Arial"/>
+          <w:b/>
+          <w:color w:val="2D3748"/>
           <w:sz w:val="20"/>
         </w:rPr>
-        <w:t>3. Formats batch JSON payload with activity sessions, idle fields (idle_status, idle_start_time, idle_end_time, idle_duration_seconds) and POSTs to /tracking/sync_activities_batch.</w:t>
+        <w:t xml:space="preserve">Storage Isolation: </w:t>
+      </w:r>
+      <w:r>
+        <w:rPr>
+          <w:rFonts w:ascii="Arial" w:hAnsi="Arial"/>
+          <w:color w:val="2D3748"/>
+          <w:sz w:val="20"/>
+        </w:rPr>
+        <w:t>Local SQLite database and session files are restricted to the local user AppData directory.</w:t>
       </w:r>
     </w:p>
     <w:p>
       <w:pPr>
-        <w:spacing w:before="40" w:after="80" w:line="276" w:lineRule="auto"/>
+        <w:pStyle w:val="ListBullet"/>
+        <w:spacing w:after="60" w:line="276" w:lineRule="auto"/>
       </w:pPr>
       <w:r>
         <w:rPr>
-          <w:rFonts w:ascii="Calibri" w:hAnsi="Calibri"/>
-          <w:color w:val="212529"/>
+          <w:rFonts w:ascii="Arial" w:hAnsi="Arial"/>
+          <w:b/>
+          <w:color w:val="2D3748"/>
           <w:sz w:val="20"/>
         </w:rPr>
-        <w:t>4. On HTTP 200 Success: Marks activity rows as is_synced = 1 and increments Dashboard 'Records Uploaded' counter.</w:t>
+        <w:t xml:space="preserve">Privacy Safeguards: </w:t>
       </w:r>
-    </w:p>
-    <w:p>
-      <w:pPr>
-        <w:spacing w:before="40" w:after="80" w:line="276" w:lineRule="auto"/>
-      </w:pPr>
       <w:r>
         <w:rPr>
-          <w:rFonts w:ascii="Calibri" w:hAnsi="Calibri"/>
-          <w:color w:val="212529"/>
+          <w:rFonts w:ascii="Arial" w:hAnsi="Arial"/>
+          <w:color w:val="2D3748"/>
           <w:sz w:val="20"/>
         </w:rPr>
-        <w:t>5. For each pending screenshot: POSTs multipart/form-data to /tracking/upload_screenshot. ONLY when server returns HTTP 200 and {'response': 'Success'}, unlinks the local file from disk.</w:t>
-      </w:r>
-    </w:p>
-    <w:p>
-      <w:pPr>
-        <w:keepNext/>
-        <w:spacing w:before="220" w:after="60"/>
-      </w:pPr>
-      <w:r>
-        <w:rPr>
-          <w:rFonts w:ascii="Calibri" w:hAnsi="Calibri"/>
-          <w:b/>
-          <w:color w:val="1E73BE"/>
-          <w:sz w:val="24"/>
-        </w:rPr>
-        <w:t>3.2 Background Auto-Update Pipeline</w:t>
-      </w:r>
-    </w:p>
-    <w:p>
-      <w:pPr>
-        <w:spacing w:before="40" w:after="80" w:line="276" w:lineRule="auto"/>
-      </w:pPr>
-      <w:r>
-        <w:rPr>
-          <w:rFonts w:ascii="Calibri" w:hAnsi="Calibri"/>
-          <w:color w:val="212529"/>
-          <w:sz w:val="20"/>
-        </w:rPr>
-        <w:t>1. UpdateService queries /device/check_update every 60 minutes with current version.</w:t>
-      </w:r>
-    </w:p>
-    <w:p>
-      <w:pPr>
-        <w:spacing w:before="40" w:after="80" w:line="276" w:lineRule="auto"/>
-      </w:pPr>
-      <w:r>
-        <w:rPr>
-          <w:rFonts w:ascii="Calibri" w:hAnsi="Calibri"/>
-          <w:color w:val="212529"/>
-          <w:sz w:val="20"/>
-        </w:rPr>
-        <w:t>2. If a newer semantic version is returned, downloads installer to %LOCALAPPDATA%\Workpulse\updates\.</w:t>
-      </w:r>
-    </w:p>
-    <w:p>
-      <w:pPr>
-        <w:spacing w:before="40" w:after="80" w:line="276" w:lineRule="auto"/>
-      </w:pPr>
-      <w:r>
-        <w:rPr>
-          <w:rFonts w:ascii="Calibri" w:hAnsi="Calibri"/>
-          <w:color w:val="212529"/>
-          <w:sz w:val="20"/>
-        </w:rPr>
-        <w:t>3. Computes SHA-256 hash of downloaded installer and compares against server-provided checksum.</w:t>
-      </w:r>
-    </w:p>
-    <w:p>
-      <w:pPr>
-        <w:spacing w:before="40" w:after="80" w:line="276" w:lineRule="auto"/>
-      </w:pPr>
-      <w:r>
-        <w:rPr>
-          <w:rFonts w:ascii="Calibri" w:hAnsi="Calibri"/>
-          <w:color w:val="212529"/>
-          <w:sz w:val="20"/>
-        </w:rPr>
-        <w:t>4. Generates silent_update.bat, spawns detached process via subprocess.Popen(creationflags=DETACHED_PROCESS), and terminates current application cleanly.</w:t>
-      </w:r>
-    </w:p>
-    <w:p>
-      <w:pPr>
-        <w:spacing w:before="40" w:after="80" w:line="276" w:lineRule="auto"/>
-      </w:pPr>
-      <w:r>
-        <w:rPr>
-          <w:rFonts w:ascii="Calibri" w:hAnsi="Calibri"/>
-          <w:color w:val="212529"/>
-          <w:sz w:val="20"/>
-        </w:rPr>
-        <w:t>5. The batch script waits for PID exit, runs Inno Setup with /VERYSILENT /SUPPRESSMSGBOXES, restarts the updated EXE, and deletes staging files.</w:t>
+        <w:t>Non-invasive tracking policy prohibits keystroke logging, clipboard monitoring, and covert recording.</w:t>
       </w:r>
     </w:p>
     <w:sectPr>

--- a/Monitoring Doc/High Level Design.docx
+++ b/Monitoring Doc/High Level Design.docx
@@ -4,7 +4,7 @@
   <w:body>
     <w:p>
       <w:pPr>
-        <w:spacing w:after="40"/>
+        <w:spacing w:before="0" w:after="40"/>
       </w:pPr>
       <w:r>
         <w:rPr>
@@ -13,76 +13,405 @@
           <w:color w:val="0D9488"/>
           <w:sz w:val="20"/>
         </w:rPr>
-        <w:t>INDOVISION SERVICES</w:t>
+        <w:t>INDOVISION SERVICES PRIVATE LIMITED</w:t>
       </w:r>
     </w:p>
     <w:p>
       <w:pPr>
-        <w:spacing w:after="80"/>
+        <w:spacing w:before="0" w:after="80"/>
       </w:pPr>
       <w:r>
         <w:rPr>
           <w:rFonts w:ascii="Arial" w:hAnsi="Arial"/>
           <w:b/>
           <w:color w:val="0F2942"/>
-          <w:sz w:val="40"/>
+          <w:sz w:val="36"/>
         </w:rPr>
         <w:t>High-Level Design (HLD)</w:t>
       </w:r>
     </w:p>
     <w:p>
       <w:pPr>
-        <w:spacing w:after="280"/>
+        <w:spacing w:before="0" w:after="120"/>
       </w:pPr>
       <w:r>
         <w:rPr>
           <w:rFonts w:ascii="Arial" w:hAnsi="Arial"/>
-          <w:i/>
           <w:color w:val="64748B"/>
           <w:sz w:val="19"/>
         </w:rPr>
-        <w:t>Project: Workpulse | Application Version: 2.0.2 | Platforms: Windows 10/11 x64 &amp; macOS 12+ (Universal)</w:t>
+        <w:t>Project: iHRMS Desktop (Workpulse Client) | Application Version: 1.1 | Platforms: Windows 10/11 x64 &amp; macOS 11+ (Universal)</w:t>
       </w:r>
     </w:p>
     <w:p>
       <w:pPr>
-        <w:spacing w:after="280"/>
+        <w:spacing w:before="0" w:after="240"/>
       </w:pPr>
       <w:r>
         <w:rPr>
           <w:rFonts w:ascii="Arial" w:hAnsi="Arial"/>
-          <w:color w:val="0D9488"/>
-          <w:sz w:val="20"/>
+          <w:color w:val="CBD5E1"/>
+          <w:sz w:val="18"/>
         </w:rPr>
         <w:t>――――――――――――――――――――――――――――――――――――――――――――――――――――――――――</w:t>
       </w:r>
     </w:p>
     <w:p>
       <w:pPr>
-        <w:keepNext/>
-        <w:spacing w:before="280" w:after="120"/>
+        <w:spacing w:before="280" w:after="80"/>
       </w:pPr>
       <w:r>
         <w:rPr>
           <w:rFonts w:ascii="Arial" w:hAnsi="Arial"/>
           <w:b/>
           <w:color w:val="0F2942"/>
-          <w:sz w:val="28"/>
+          <w:sz w:val="24"/>
         </w:rPr>
         <w:t>1. Architectural Overview &amp; Component Layers</w:t>
       </w:r>
     </w:p>
     <w:p>
       <w:pPr>
-        <w:spacing w:after="120" w:line="276" w:lineRule="auto"/>
+        <w:spacing w:before="0" w:after="120" w:line="276" w:lineRule="auto"/>
       </w:pPr>
       <w:r>
         <w:rPr>
           <w:rFonts w:ascii="Arial" w:hAnsi="Arial"/>
+          <w:color w:val="334155"/>
+          <w:sz w:val="19"/>
+        </w:rPr>
+        <w:t>iHRMS Desktop is built on an asynchronous, decoupled, multi-threaded architecture. Platform-specific functionality is strictly isolated within platform abstraction providers (Win32 APIs and PyObjC/Quartz), allowing the Presentation Layer (PySide6), Business Service Layer, and SQLite Data Access Layer to remain completely platform-agnostic and shared across Windows and macOS.</w:t>
+      </w:r>
+    </w:p>
+    <w:p>
+      <w:pPr>
+        <w:spacing w:before="0" w:after="120" w:line="276" w:lineRule="auto"/>
+      </w:pPr>
+      <w:r>
+        <w:rPr>
+          <w:rFonts w:ascii="Arial" w:hAnsi="Arial"/>
+          <w:color w:val="334155"/>
+          <w:sz w:val="19"/>
+        </w:rPr>
+        <w:t>The system executes across dedicated threads to guarantee non-blocking UI responsiveness: Main GUI Thread (PySide6 Event Loop), TrackerWorker (1000ms polling QThread), SyncService (transactional REST batch worker), ScreenshotWorker (background capture &amp; compression), UpdateWorker (background stream &amp; staging), and SystemHealthCollector (60-second telemetry polling).</w:t>
+      </w:r>
+    </w:p>
+    <w:p>
+      <w:pPr>
+        <w:spacing w:before="280" w:after="80"/>
+      </w:pPr>
+      <w:r>
+        <w:rPr>
+          <w:rFonts w:ascii="Arial" w:hAnsi="Arial"/>
+          <w:b/>
+          <w:color w:val="0F2942"/>
+          <w:sz w:val="24"/>
+        </w:rPr>
+        <w:t>2. End-to-End System Integration Flow</w:t>
+      </w:r>
+    </w:p>
+    <w:p>
+      <w:pPr>
+        <w:pStyle w:val="ListBullet"/>
+        <w:spacing w:before="0" w:after="80" w:line="276" w:lineRule="auto"/>
+      </w:pPr>
+      <w:r>
+        <w:rPr>
+          <w:rFonts w:ascii="Arial" w:hAnsi="Arial"/>
+          <w:b/>
           <w:color w:val="2D3748"/>
-          <w:sz w:val="20"/>
+          <w:sz w:val="19"/>
         </w:rPr>
-        <w:t>Workpulse follows an asynchronous, decoupled, multi-threaded architecture. OS-specific functionality is strictly contained within platform abstraction providers, allowing UI widgets, business services, and database persistence layers to remain completely platform-agnostic.</w:t>
+        <w:t xml:space="preserve">1. Dynamic Bootstrap: </w:t>
+      </w:r>
+      <w:r>
+        <w:rPr>
+          <w:rFonts w:ascii="Arial" w:hAnsi="Arial"/>
+          <w:color w:val="334155"/>
+          <w:sz w:val="19"/>
+        </w:rPr>
+        <w:t>User inputs Company Code -&gt; ApiConfig posts to App Controller (POST /appcontroller/appcontroller) -&gt; Tenant-specific base URL, logo, and platform update metadata dynamically configured.</w:t>
+      </w:r>
+    </w:p>
+    <w:p>
+      <w:pPr>
+        <w:pStyle w:val="ListBullet"/>
+        <w:spacing w:before="0" w:after="80" w:line="276" w:lineRule="auto"/>
+      </w:pPr>
+      <w:r>
+        <w:rPr>
+          <w:rFonts w:ascii="Arial" w:hAnsi="Arial"/>
+          <w:b/>
+          <w:color w:val="2D3748"/>
+          <w:sz w:val="19"/>
+        </w:rPr>
+        <w:t xml:space="preserve">2. Two-Step Authentication &amp; Device Enrollment: </w:t>
+      </w:r>
+      <w:r>
+        <w:rPr>
+          <w:rFonts w:ascii="Arial" w:hAnsi="Arial"/>
+          <w:color w:val="334155"/>
+          <w:sz w:val="19"/>
+        </w:rPr>
+        <w:t>User authenticates (POST /login/login) -&gt; Hardware UUID enrolled (POST /workpulse/enroll_device) -&gt; Scoped device_token, indo_code, and api_key stored in Windows Credential Manager DPAPI or macOS Keychain.</w:t>
+      </w:r>
+    </w:p>
+    <w:p>
+      <w:pPr>
+        <w:pStyle w:val="ListBullet"/>
+        <w:spacing w:before="0" w:after="80" w:line="276" w:lineRule="auto"/>
+      </w:pPr>
+      <w:r>
+        <w:rPr>
+          <w:rFonts w:ascii="Arial" w:hAnsi="Arial"/>
+          <w:b/>
+          <w:color w:val="2D3748"/>
+          <w:sz w:val="19"/>
+        </w:rPr>
+        <w:t xml:space="preserve">3. Activity Focus &amp; Idle Tracking: </w:t>
+      </w:r>
+      <w:r>
+        <w:rPr>
+          <w:rFonts w:ascii="Arial" w:hAnsi="Arial"/>
+          <w:color w:val="334155"/>
+          <w:sz w:val="19"/>
+        </w:rPr>
+        <w:t>TrackerWorker polls foreground window every 1000ms -&gt; Detects process switches and updates window titles in place -&gt; Measures user hardware input idle time -&gt; Commits closed sessions to local SQLite database.</w:t>
+      </w:r>
+    </w:p>
+    <w:p>
+      <w:pPr>
+        <w:pStyle w:val="ListBullet"/>
+        <w:spacing w:before="0" w:after="80" w:line="276" w:lineRule="auto"/>
+      </w:pPr>
+      <w:r>
+        <w:rPr>
+          <w:rFonts w:ascii="Arial" w:hAnsi="Arial"/>
+          <w:b/>
+          <w:color w:val="2D3748"/>
+          <w:sz w:val="19"/>
+        </w:rPr>
+        <w:t xml:space="preserve">4. Transactional Batch Synchronization: </w:t>
+      </w:r>
+      <w:r>
+        <w:rPr>
+          <w:rFonts w:ascii="Arial" w:hAnsi="Arial"/>
+          <w:color w:val="334155"/>
+          <w:sz w:val="19"/>
+        </w:rPr>
+        <w:t>SyncService batches up to 100 closed sessions and transmits via POST /workpulse/save_activity_batch; ScreenshotService uploads captures via POST /workpulse/upload_screenshot with verified local cleanup upon HTTP 200.</w:t>
+      </w:r>
+    </w:p>
+    <w:p>
+      <w:pPr>
+        <w:pStyle w:val="ListBullet"/>
+        <w:spacing w:before="0" w:after="80" w:line="276" w:lineRule="auto"/>
+      </w:pPr>
+      <w:r>
+        <w:rPr>
+          <w:rFonts w:ascii="Arial" w:hAnsi="Arial"/>
+          <w:b/>
+          <w:color w:val="2D3748"/>
+          <w:sz w:val="19"/>
+        </w:rPr>
+        <w:t xml:space="preserve">5. Dashboard, Attendance &amp; Timesheet PMS: </w:t>
+      </w:r>
+      <w:r>
+        <w:rPr>
+          <w:rFonts w:ascii="Arial" w:hAnsi="Arial"/>
+          <w:color w:val="334155"/>
+          <w:sz w:val="19"/>
+        </w:rPr>
+        <w:t>Dashboard displays real-time Today Time, Start Time, Punch Time (POST /punch/get_punch_time), Monthly Attendance calendar (POST /attendance/get_attendance_record), Leave Quotas (POST /LeaveApply/view_balance), and KRA Timesheet table (POST /TaskPMS/fill_time_sheet).</w:t>
+      </w:r>
+    </w:p>
+    <w:p>
+      <w:pPr>
+        <w:pStyle w:val="ListBullet"/>
+        <w:spacing w:before="0" w:after="80" w:line="276" w:lineRule="auto"/>
+      </w:pPr>
+      <w:r>
+        <w:rPr>
+          <w:rFonts w:ascii="Arial" w:hAnsi="Arial"/>
+          <w:b/>
+          <w:color w:val="2D3748"/>
+          <w:sz w:val="19"/>
+        </w:rPr>
+        <w:t xml:space="preserve">6. Process Supervision &amp; Crash Recovery: </w:t>
+      </w:r>
+      <w:r>
+        <w:rPr>
+          <w:rFonts w:ascii="Arial" w:hAnsi="Arial"/>
+          <w:color w:val="334155"/>
+          <w:sz w:val="19"/>
+        </w:rPr>
+        <w:t>On Windows, a detached supervisor process (iHRMS-Supervisor.exe) and Task Scheduler monitor the application; on macOS, native launchd LaunchAgent daemon (KeepAlive) automatically relaunches the app upon unexpected termination.</w:t>
+      </w:r>
+    </w:p>
+    <w:p>
+      <w:pPr>
+        <w:pStyle w:val="ListBullet"/>
+        <w:spacing w:before="0" w:after="80" w:line="276" w:lineRule="auto"/>
+      </w:pPr>
+      <w:r>
+        <w:rPr>
+          <w:rFonts w:ascii="Arial" w:hAnsi="Arial"/>
+          <w:b/>
+          <w:color w:val="2D3748"/>
+          <w:sz w:val="19"/>
+        </w:rPr>
+        <w:t xml:space="preserve">7. Authoritative Auto-Updates: </w:t>
+      </w:r>
+      <w:r>
+        <w:rPr>
+          <w:rFonts w:ascii="Arial" w:hAnsi="Arial"/>
+          <w:color w:val="334155"/>
+          <w:sz w:val="19"/>
+        </w:rPr>
+        <w:t>UpdateService checks App Controller API metadata; evaluates semantic version precedence; validates PE header (MZ) on Windows or DMG koly on macOS; triggers detached silent updater and restores session seamlessly.</w:t>
+      </w:r>
+    </w:p>
+    <w:p>
+      <w:pPr>
+        <w:spacing w:before="280" w:after="80"/>
+      </w:pPr>
+      <w:r>
+        <w:rPr>
+          <w:rFonts w:ascii="Arial" w:hAnsi="Arial"/>
+          <w:b/>
+          <w:color w:val="0F2942"/>
+          <w:sz w:val="24"/>
+        </w:rPr>
+        <w:t>3. Security Architecture &amp; Threat Mitigation</w:t>
+      </w:r>
+    </w:p>
+    <w:p>
+      <w:pPr>
+        <w:pStyle w:val="ListBullet"/>
+        <w:spacing w:before="0" w:after="80" w:line="276" w:lineRule="auto"/>
+      </w:pPr>
+      <w:r>
+        <w:rPr>
+          <w:rFonts w:ascii="Arial" w:hAnsi="Arial"/>
+          <w:b/>
+          <w:color w:val="2D3748"/>
+          <w:sz w:val="19"/>
+        </w:rPr>
+        <w:t xml:space="preserve">Transport Security: </w:t>
+      </w:r>
+      <w:r>
+        <w:rPr>
+          <w:rFonts w:ascii="Arial" w:hAnsi="Arial"/>
+          <w:color w:val="334155"/>
+          <w:sz w:val="19"/>
+        </w:rPr>
+        <w:t>All network communication strictly enforces TLS 1.2+ encryption with automatic CA bundle discovery (init_ca_bundle) preventing SSL certificate errors.</w:t>
+      </w:r>
+    </w:p>
+    <w:p>
+      <w:pPr>
+        <w:pStyle w:val="ListBullet"/>
+        <w:spacing w:before="0" w:after="80" w:line="276" w:lineRule="auto"/>
+      </w:pPr>
+      <w:r>
+        <w:rPr>
+          <w:rFonts w:ascii="Arial" w:hAnsi="Arial"/>
+          <w:b/>
+          <w:color w:val="2D3748"/>
+          <w:sz w:val="19"/>
+        </w:rPr>
+        <w:t xml:space="preserve">Credential Protection: </w:t>
+      </w:r>
+      <w:r>
+        <w:rPr>
+          <w:rFonts w:ascii="Arial" w:hAnsi="Arial"/>
+          <w:color w:val="334155"/>
+          <w:sz w:val="19"/>
+        </w:rPr>
+        <w:t>Authentication tokens and credentials are encrypted using Windows Credential Manager DPAPI or macOS Keychain (/usr/bin/security); tokens are scrubbed from diagnostic log files.</w:t>
+      </w:r>
+    </w:p>
+    <w:p>
+      <w:pPr>
+        <w:pStyle w:val="ListBullet"/>
+        <w:spacing w:before="0" w:after="80" w:line="276" w:lineRule="auto"/>
+      </w:pPr>
+      <w:r>
+        <w:rPr>
+          <w:rFonts w:ascii="Arial" w:hAnsi="Arial"/>
+          <w:b/>
+          <w:color w:val="2D3748"/>
+          <w:sz w:val="19"/>
+        </w:rPr>
+        <w:t xml:space="preserve">Storage &amp; User Isolation: </w:t>
+      </w:r>
+      <w:r>
+        <w:rPr>
+          <w:rFonts w:ascii="Arial" w:hAnsi="Arial"/>
+          <w:color w:val="334155"/>
+          <w:sz w:val="19"/>
+        </w:rPr>
+        <w:t>Local SQLite database, session stores, and screenshots are restricted to user-level application data directories with multi-user isolation on shared workstations.</w:t>
+      </w:r>
+    </w:p>
+    <w:p>
+      <w:pPr>
+        <w:pStyle w:val="ListBullet"/>
+        <w:spacing w:before="0" w:after="80" w:line="276" w:lineRule="auto"/>
+      </w:pPr>
+      <w:r>
+        <w:rPr>
+          <w:rFonts w:ascii="Arial" w:hAnsi="Arial"/>
+          <w:b/>
+          <w:color w:val="2D3748"/>
+          <w:sz w:val="19"/>
+        </w:rPr>
+        <w:t xml:space="preserve">Single-Instance Guard: </w:t>
+      </w:r>
+      <w:r>
+        <w:rPr>
+          <w:rFonts w:ascii="Arial" w:hAnsi="Arial"/>
+          <w:color w:val="334155"/>
+          <w:sz w:val="19"/>
+        </w:rPr>
+        <w:t>QLockFile with 15-second stale timeout prevents duplicate background processes, automatically clearing dead PID locks and bringing the genuine top-level window to foreground.</w:t>
+      </w:r>
+    </w:p>
+    <w:p>
+      <w:pPr>
+        <w:pStyle w:val="ListBullet"/>
+        <w:spacing w:before="0" w:after="80" w:line="276" w:lineRule="auto"/>
+      </w:pPr>
+      <w:r>
+        <w:rPr>
+          <w:rFonts w:ascii="Arial" w:hAnsi="Arial"/>
+          <w:b/>
+          <w:color w:val="2D3748"/>
+          <w:sz w:val="19"/>
+        </w:rPr>
+        <w:t xml:space="preserve">Privacy Safeguards: </w:t>
+      </w:r>
+      <w:r>
+        <w:rPr>
+          <w:rFonts w:ascii="Arial" w:hAnsi="Arial"/>
+          <w:color w:val="334155"/>
+          <w:sz w:val="19"/>
+        </w:rPr>
+        <w:t>Strict non-invasive policy: keystrokes, clipboards, browser URLs, and unauthorized audio/video recordings are prohibited.</w:t>
+      </w:r>
+    </w:p>
+    <w:p>
+      <w:pPr>
+        <w:spacing w:before="280" w:after="80"/>
+      </w:pPr>
+      <w:r>
+        <w:rPr>
+          <w:rFonts w:ascii="Arial" w:hAnsi="Arial"/>
+          <w:b/>
+          <w:color w:val="0F2942"/>
+          <w:sz w:val="24"/>
+        </w:rPr>
+        <w:t>4. Layer / Subsystem Architecture</w:t>
       </w:r>
     </w:p>
     <w:tbl>
@@ -91,27 +420,35 @@
         <w:jc w:val="center"/>
         <w:tblLayout w:type="fixed"/>
         <w:tblLook w:firstColumn="1" w:firstRow="1" w:lastColumn="0" w:lastRow="0" w:noHBand="0" w:noVBand="1" w:val="04A0"/>
+        <w:tblBorders>
+          <w:top w:val="single" w:sz="4" w:space="0" w:color="E2E8F0"/>
+          <w:left w:val="none"/>
+          <w:bottom w:val="single" w:sz="6" w:space="0" w:color="E2E8F0"/>
+          <w:right w:val="none"/>
+          <w:insideH w:val="single" w:sz="4" w:space="0" w:color="E2E8F0"/>
+          <w:insideV w:val="none"/>
+        </w:tblBorders>
       </w:tblPr>
       <w:tblGrid>
-        <w:gridCol w:w="3312"/>
-        <w:gridCol w:w="3312"/>
-        <w:gridCol w:w="3312"/>
+        <w:gridCol w:w="2880"/>
+        <w:gridCol w:w="2880"/>
+        <w:gridCol w:w="2880"/>
       </w:tblGrid>
       <w:tr>
         <w:tc>
           <w:tcPr>
-            <w:tcW w:type="dxa" w:w="2304"/>
+            <w:tcW w:type="dxa" w:w="2160"/>
             <w:shd w:fill="0F2942"/>
             <w:tcMar>
-              <w:top w:w="120" w:type="dxa"/>
-              <w:bottom w:w="120" w:type="dxa"/>
-              <w:left w:w="150" w:type="dxa"/>
-              <w:right w:w="150" w:type="dxa"/>
+              <w:top w:w="140" w:type="dxa"/>
+              <w:bottom w:w="140" w:type="dxa"/>
+              <w:left w:w="160" w:type="dxa"/>
+              <w:right w:w="160" w:type="dxa"/>
             </w:tcMar>
           </w:tcPr>
           <w:p>
             <w:pPr>
-              <w:jc w:val="left"/>
+              <w:spacing w:before="0" w:after="0"/>
             </w:pPr>
             <w:r>
               <w:rPr>
@@ -129,15 +466,15 @@
             <w:tcW w:type="dxa" w:w="3600"/>
             <w:shd w:fill="0F2942"/>
             <w:tcMar>
-              <w:top w:w="120" w:type="dxa"/>
-              <w:bottom w:w="120" w:type="dxa"/>
-              <w:left w:w="150" w:type="dxa"/>
-              <w:right w:w="150" w:type="dxa"/>
+              <w:top w:w="140" w:type="dxa"/>
+              <w:bottom w:w="140" w:type="dxa"/>
+              <w:left w:w="160" w:type="dxa"/>
+              <w:right w:w="160" w:type="dxa"/>
             </w:tcMar>
           </w:tcPr>
           <w:p>
             <w:pPr>
-              <w:jc w:val="left"/>
+              <w:spacing w:before="0" w:after="0"/>
             </w:pPr>
             <w:r>
               <w:rPr>
@@ -152,18 +489,18 @@
         </w:tc>
         <w:tc>
           <w:tcPr>
-            <w:tcW w:type="dxa" w:w="3888"/>
+            <w:tcW w:type="dxa" w:w="3600"/>
             <w:shd w:fill="0F2942"/>
             <w:tcMar>
-              <w:top w:w="120" w:type="dxa"/>
-              <w:bottom w:w="120" w:type="dxa"/>
-              <w:left w:w="150" w:type="dxa"/>
-              <w:right w:w="150" w:type="dxa"/>
+              <w:top w:w="140" w:type="dxa"/>
+              <w:bottom w:w="140" w:type="dxa"/>
+              <w:left w:w="160" w:type="dxa"/>
+              <w:right w:w="160" w:type="dxa"/>
             </w:tcMar>
           </w:tcPr>
           <w:p>
             <w:pPr>
-              <w:jc w:val="left"/>
+              <w:spacing w:before="0" w:after="0"/>
             </w:pPr>
             <w:r>
               <w:rPr>
@@ -180,18 +517,18 @@
       <w:tr>
         <w:tc>
           <w:tcPr>
-            <w:tcW w:type="dxa" w:w="2304"/>
+            <w:tcW w:type="dxa" w:w="2160"/>
             <w:shd w:fill="FFFFFF"/>
             <w:tcMar>
-              <w:top w:w="80" w:type="dxa"/>
-              <w:bottom w:w="80" w:type="dxa"/>
-              <w:left w:w="150" w:type="dxa"/>
-              <w:right w:w="150" w:type="dxa"/>
+              <w:top w:w="100" w:type="dxa"/>
+              <w:bottom w:w="100" w:type="dxa"/>
+              <w:left w:w="140" w:type="dxa"/>
+              <w:right w:w="140" w:type="dxa"/>
             </w:tcMar>
           </w:tcPr>
           <w:p>
             <w:pPr>
-              <w:jc w:val="left"/>
+              <w:spacing w:before="0" w:after="0" w:line="276" w:lineRule="auto"/>
             </w:pPr>
             <w:r>
               <w:rPr>
@@ -208,15 +545,15 @@
             <w:tcW w:type="dxa" w:w="3600"/>
             <w:shd w:fill="FFFFFF"/>
             <w:tcMar>
-              <w:top w:w="80" w:type="dxa"/>
-              <w:bottom w:w="80" w:type="dxa"/>
-              <w:left w:w="150" w:type="dxa"/>
-              <w:right w:w="150" w:type="dxa"/>
+              <w:top w:w="100" w:type="dxa"/>
+              <w:bottom w:w="100" w:type="dxa"/>
+              <w:left w:w="140" w:type="dxa"/>
+              <w:right w:w="140" w:type="dxa"/>
             </w:tcMar>
           </w:tcPr>
           <w:p>
             <w:pPr>
-              <w:jc w:val="left"/>
+              <w:spacing w:before="0" w:after="0" w:line="276" w:lineRule="auto"/>
             </w:pPr>
             <w:r>
               <w:rPr>
@@ -224,24 +561,24 @@
                 <w:color w:val="2D3748"/>
                 <w:sz w:val="18"/>
               </w:rPr>
-              <w:t>LoginWindow, MainWindow, DashboardPage, AttendancePage, TaskTable, UpdateDialog</w:t>
+              <w:t>LoginWindow, MainWindow, DashboardPage, AttendancePage, TaskTable, AdditionalTaskWidget, ReleaseSummaryDialog, SystemTray</w:t>
             </w:r>
           </w:p>
         </w:tc>
         <w:tc>
           <w:tcPr>
-            <w:tcW w:type="dxa" w:w="3888"/>
+            <w:tcW w:type="dxa" w:w="3600"/>
             <w:shd w:fill="FFFFFF"/>
             <w:tcMar>
-              <w:top w:w="80" w:type="dxa"/>
-              <w:bottom w:w="80" w:type="dxa"/>
-              <w:left w:w="150" w:type="dxa"/>
-              <w:right w:w="150" w:type="dxa"/>
+              <w:top w:w="100" w:type="dxa"/>
+              <w:bottom w:w="100" w:type="dxa"/>
+              <w:left w:w="140" w:type="dxa"/>
+              <w:right w:w="140" w:type="dxa"/>
             </w:tcMar>
           </w:tcPr>
           <w:p>
             <w:pPr>
-              <w:jc w:val="left"/>
+              <w:spacing w:before="0" w:after="0" w:line="276" w:lineRule="auto"/>
             </w:pPr>
             <w:r>
               <w:rPr>
@@ -249,7 +586,7 @@
                 <w:color w:val="2D3748"/>
                 <w:sz w:val="18"/>
               </w:rPr>
-              <w:t>Renders Qt widgets, visualizes live timesheet/attendance cards, dispatches background signals</w:t>
+              <w:t>Renders PySide6 widgets, visualizes live timesheet/attendance cards, manages two-step company verification, dispatches user actions.</w:t>
             </w:r>
           </w:p>
         </w:tc>
@@ -257,18 +594,18 @@
       <w:tr>
         <w:tc>
           <w:tcPr>
-            <w:tcW w:type="dxa" w:w="2304"/>
+            <w:tcW w:type="dxa" w:w="2160"/>
             <w:shd w:fill="F8FAFC"/>
             <w:tcMar>
-              <w:top w:w="80" w:type="dxa"/>
-              <w:bottom w:w="80" w:type="dxa"/>
-              <w:left w:w="150" w:type="dxa"/>
-              <w:right w:w="150" w:type="dxa"/>
+              <w:top w:w="100" w:type="dxa"/>
+              <w:bottom w:w="100" w:type="dxa"/>
+              <w:left w:w="140" w:type="dxa"/>
+              <w:right w:w="140" w:type="dxa"/>
             </w:tcMar>
           </w:tcPr>
           <w:p>
             <w:pPr>
-              <w:jc w:val="left"/>
+              <w:spacing w:before="0" w:after="0" w:line="276" w:lineRule="auto"/>
             </w:pPr>
             <w:r>
               <w:rPr>
@@ -285,15 +622,15 @@
             <w:tcW w:type="dxa" w:w="3600"/>
             <w:shd w:fill="F8FAFC"/>
             <w:tcMar>
-              <w:top w:w="80" w:type="dxa"/>
-              <w:bottom w:w="80" w:type="dxa"/>
-              <w:left w:w="150" w:type="dxa"/>
-              <w:right w:w="150" w:type="dxa"/>
+              <w:top w:w="100" w:type="dxa"/>
+              <w:bottom w:w="100" w:type="dxa"/>
+              <w:left w:w="140" w:type="dxa"/>
+              <w:right w:w="140" w:type="dxa"/>
             </w:tcMar>
           </w:tcPr>
           <w:p>
             <w:pPr>
-              <w:jc w:val="left"/>
+              <w:spacing w:before="0" w:after="0" w:line="276" w:lineRule="auto"/>
             </w:pPr>
             <w:r>
               <w:rPr>
@@ -301,24 +638,24 @@
                 <w:color w:val="2D3748"/>
                 <w:sz w:val="18"/>
               </w:rPr>
-              <w:t>SyncService, AttendanceService, TaskService, ScreenshotService, UpdateService, HealthService</w:t>
+              <w:t>SyncService, SessionService, SessionStore, AttendanceService, TaskService, ScreenshotService, UpdateService, ErrorReportService, UninstallReporter, NetworkReachabilityMonitor</w:t>
             </w:r>
           </w:p>
         </w:tc>
         <w:tc>
           <w:tcPr>
-            <w:tcW w:type="dxa" w:w="3888"/>
+            <w:tcW w:type="dxa" w:w="3600"/>
             <w:shd w:fill="F8FAFC"/>
             <w:tcMar>
-              <w:top w:w="80" w:type="dxa"/>
-              <w:bottom w:w="80" w:type="dxa"/>
-              <w:left w:w="150" w:type="dxa"/>
-              <w:right w:w="150" w:type="dxa"/>
+              <w:top w:w="100" w:type="dxa"/>
+              <w:bottom w:w="100" w:type="dxa"/>
+              <w:left w:w="140" w:type="dxa"/>
+              <w:right w:w="140" w:type="dxa"/>
             </w:tcMar>
           </w:tcPr>
           <w:p>
             <w:pPr>
-              <w:jc w:val="left"/>
+              <w:spacing w:before="0" w:after="0" w:line="276" w:lineRule="auto"/>
             </w:pPr>
             <w:r>
               <w:rPr>
@@ -326,7 +663,7 @@
                 <w:color w:val="2D3748"/>
                 <w:sz w:val="18"/>
               </w:rPr>
-              <w:t>Orchestrates background business logic, API HTTP communication, session lifecycle, and update staging</w:t>
+              <w:t>Orchestrates background business logic, API HTTP communication, session lifecycle, network reachability, uninstallation detection, and update staging.</w:t>
             </w:r>
           </w:p>
         </w:tc>
@@ -334,18 +671,18 @@
       <w:tr>
         <w:tc>
           <w:tcPr>
-            <w:tcW w:type="dxa" w:w="2304"/>
+            <w:tcW w:type="dxa" w:w="2160"/>
             <w:shd w:fill="FFFFFF"/>
             <w:tcMar>
-              <w:top w:w="80" w:type="dxa"/>
-              <w:bottom w:w="80" w:type="dxa"/>
-              <w:left w:w="150" w:type="dxa"/>
-              <w:right w:w="150" w:type="dxa"/>
+              <w:top w:w="100" w:type="dxa"/>
+              <w:bottom w:w="100" w:type="dxa"/>
+              <w:left w:w="140" w:type="dxa"/>
+              <w:right w:w="140" w:type="dxa"/>
             </w:tcMar>
           </w:tcPr>
           <w:p>
             <w:pPr>
-              <w:jc w:val="left"/>
+              <w:spacing w:before="0" w:after="0" w:line="276" w:lineRule="auto"/>
             </w:pPr>
             <w:r>
               <w:rPr>
@@ -362,15 +699,15 @@
             <w:tcW w:type="dxa" w:w="3600"/>
             <w:shd w:fill="FFFFFF"/>
             <w:tcMar>
-              <w:top w:w="80" w:type="dxa"/>
-              <w:bottom w:w="80" w:type="dxa"/>
-              <w:left w:w="150" w:type="dxa"/>
-              <w:right w:w="150" w:type="dxa"/>
+              <w:top w:w="100" w:type="dxa"/>
+              <w:bottom w:w="100" w:type="dxa"/>
+              <w:left w:w="140" w:type="dxa"/>
+              <w:right w:w="140" w:type="dxa"/>
             </w:tcMar>
           </w:tcPr>
           <w:p>
             <w:pPr>
-              <w:jc w:val="left"/>
+              <w:spacing w:before="0" w:after="0" w:line="276" w:lineRule="auto"/>
             </w:pPr>
             <w:r>
               <w:rPr>
@@ -378,24 +715,24 @@
                 <w:color w:val="2D3748"/>
                 <w:sz w:val="18"/>
               </w:rPr>
-              <w:t>ActivityTracker, TrackerWorker, ActivitySession</w:t>
+              <w:t>ActivityTracker, TrackerWorker, ActiveSession, SystemHealthCollector</w:t>
             </w:r>
           </w:p>
         </w:tc>
         <w:tc>
           <w:tcPr>
-            <w:tcW w:type="dxa" w:w="3888"/>
+            <w:tcW w:type="dxa" w:w="3600"/>
             <w:shd w:fill="FFFFFF"/>
             <w:tcMar>
-              <w:top w:w="80" w:type="dxa"/>
-              <w:bottom w:w="80" w:type="dxa"/>
-              <w:left w:w="150" w:type="dxa"/>
-              <w:right w:w="150" w:type="dxa"/>
+              <w:top w:w="100" w:type="dxa"/>
+              <w:bottom w:w="100" w:type="dxa"/>
+              <w:left w:w="140" w:type="dxa"/>
+              <w:right w:w="140" w:type="dxa"/>
             </w:tcMar>
           </w:tcPr>
           <w:p>
             <w:pPr>
-              <w:jc w:val="left"/>
+              <w:spacing w:before="0" w:after="0" w:line="276" w:lineRule="auto"/>
             </w:pPr>
             <w:r>
               <w:rPr>
@@ -403,7 +740,7 @@
                 <w:color w:val="2D3748"/>
                 <w:sz w:val="18"/>
               </w:rPr>
-              <w:t>Manages active/idle state machine, executes 1s polling interval on dedicated QThread</w:t>
+              <w:t>Manages active/idle state machine, executes 1000ms polling on dedicated QThread, collects CPU/RAM/Disk/Battery metrics, handles midnight active rollover.</w:t>
             </w:r>
           </w:p>
         </w:tc>
@@ -411,18 +748,18 @@
       <w:tr>
         <w:tc>
           <w:tcPr>
-            <w:tcW w:type="dxa" w:w="2304"/>
+            <w:tcW w:type="dxa" w:w="2160"/>
             <w:shd w:fill="F8FAFC"/>
             <w:tcMar>
-              <w:top w:w="80" w:type="dxa"/>
-              <w:bottom w:w="80" w:type="dxa"/>
-              <w:left w:w="150" w:type="dxa"/>
-              <w:right w:w="150" w:type="dxa"/>
+              <w:top w:w="100" w:type="dxa"/>
+              <w:bottom w:w="100" w:type="dxa"/>
+              <w:left w:w="140" w:type="dxa"/>
+              <w:right w:w="140" w:type="dxa"/>
             </w:tcMar>
           </w:tcPr>
           <w:p>
             <w:pPr>
-              <w:jc w:val="left"/>
+              <w:spacing w:before="0" w:after="0" w:line="276" w:lineRule="auto"/>
             </w:pPr>
             <w:r>
               <w:rPr>
@@ -439,15 +776,15 @@
             <w:tcW w:type="dxa" w:w="3600"/>
             <w:shd w:fill="F8FAFC"/>
             <w:tcMar>
-              <w:top w:w="80" w:type="dxa"/>
-              <w:bottom w:w="80" w:type="dxa"/>
-              <w:left w:w="150" w:type="dxa"/>
-              <w:right w:w="150" w:type="dxa"/>
+              <w:top w:w="100" w:type="dxa"/>
+              <w:bottom w:w="100" w:type="dxa"/>
+              <w:left w:w="140" w:type="dxa"/>
+              <w:right w:w="140" w:type="dxa"/>
             </w:tcMar>
           </w:tcPr>
           <w:p>
             <w:pPr>
-              <w:jc w:val="left"/>
+              <w:spacing w:before="0" w:after="0" w:line="276" w:lineRule="auto"/>
             </w:pPr>
             <w:r>
               <w:rPr>
@@ -461,18 +798,18 @@
         </w:tc>
         <w:tc>
           <w:tcPr>
-            <w:tcW w:type="dxa" w:w="3888"/>
+            <w:tcW w:type="dxa" w:w="3600"/>
             <w:shd w:fill="F8FAFC"/>
             <w:tcMar>
-              <w:top w:w="80" w:type="dxa"/>
-              <w:bottom w:w="80" w:type="dxa"/>
-              <w:left w:w="150" w:type="dxa"/>
-              <w:right w:w="150" w:type="dxa"/>
+              <w:top w:w="100" w:type="dxa"/>
+              <w:bottom w:w="100" w:type="dxa"/>
+              <w:left w:w="140" w:type="dxa"/>
+              <w:right w:w="140" w:type="dxa"/>
             </w:tcMar>
           </w:tcPr>
           <w:p>
             <w:pPr>
-              <w:jc w:val="left"/>
+              <w:spacing w:before="0" w:after="0" w:line="276" w:lineRule="auto"/>
             </w:pPr>
             <w:r>
               <w:rPr>
@@ -480,7 +817,7 @@
                 <w:color w:val="2D3748"/>
                 <w:sz w:val="18"/>
               </w:rPr>
-              <w:t>Interacts with Win32 APIs (GetForegroundWindow/GetLastInputInfo) and macOS Quartz/NSWorkspace</w:t>
+              <w:t>Interacts with Win32 APIs (GetForegroundWindow/GetLastInputInfo) and macOS Quartz/NSWorkspace/IOPlatformExpertDevice.</w:t>
             </w:r>
           </w:p>
         </w:tc>
@@ -488,18 +825,95 @@
       <w:tr>
         <w:tc>
           <w:tcPr>
-            <w:tcW w:type="dxa" w:w="2304"/>
+            <w:tcW w:type="dxa" w:w="2160"/>
             <w:shd w:fill="FFFFFF"/>
             <w:tcMar>
-              <w:top w:w="80" w:type="dxa"/>
-              <w:bottom w:w="80" w:type="dxa"/>
-              <w:left w:w="150" w:type="dxa"/>
-              <w:right w:w="150" w:type="dxa"/>
+              <w:top w:w="100" w:type="dxa"/>
+              <w:bottom w:w="100" w:type="dxa"/>
+              <w:left w:w="140" w:type="dxa"/>
+              <w:right w:w="140" w:type="dxa"/>
             </w:tcMar>
           </w:tcPr>
           <w:p>
             <w:pPr>
-              <w:jc w:val="left"/>
+              <w:spacing w:before="0" w:after="0" w:line="276" w:lineRule="auto"/>
+            </w:pPr>
+            <w:r>
+              <w:rPr>
+                <w:rFonts w:ascii="Arial" w:hAnsi="Arial"/>
+                <w:color w:val="2D3748"/>
+                <w:sz w:val="18"/>
+              </w:rPr>
+              <w:t>System &amp; Recovery</w:t>
+            </w:r>
+          </w:p>
+        </w:tc>
+        <w:tc>
+          <w:tcPr>
+            <w:tcW w:type="dxa" w:w="3600"/>
+            <w:shd w:fill="FFFFFF"/>
+            <w:tcMar>
+              <w:top w:w="100" w:type="dxa"/>
+              <w:bottom w:w="100" w:type="dxa"/>
+              <w:left w:w="140" w:type="dxa"/>
+              <w:right w:w="140" w:type="dxa"/>
+            </w:tcMar>
+          </w:tcPr>
+          <w:p>
+            <w:pPr>
+              <w:spacing w:before="0" w:after="0" w:line="276" w:lineRule="auto"/>
+            </w:pPr>
+            <w:r>
+              <w:rPr>
+                <w:rFonts w:ascii="Arial" w:hAnsi="Arial"/>
+                <w:color w:val="2D3748"/>
+                <w:sz w:val="18"/>
+              </w:rPr>
+              <w:t>system/startup.py, system/supervisor.py, iHRMS-Supervisor.exe, LaunchAgent plist</w:t>
+            </w:r>
+          </w:p>
+        </w:tc>
+        <w:tc>
+          <w:tcPr>
+            <w:tcW w:type="dxa" w:w="3600"/>
+            <w:shd w:fill="FFFFFF"/>
+            <w:tcMar>
+              <w:top w:w="100" w:type="dxa"/>
+              <w:bottom w:w="100" w:type="dxa"/>
+              <w:left w:w="140" w:type="dxa"/>
+              <w:right w:w="140" w:type="dxa"/>
+            </w:tcMar>
+          </w:tcPr>
+          <w:p>
+            <w:pPr>
+              <w:spacing w:before="0" w:after="0" w:line="276" w:lineRule="auto"/>
+            </w:pPr>
+            <w:r>
+              <w:rPr>
+                <w:rFonts w:ascii="Arial" w:hAnsi="Arial"/>
+                <w:color w:val="2D3748"/>
+                <w:sz w:val="18"/>
+              </w:rPr>
+              <w:t>Manages OS startup auto-launch (HKCU Run key &amp; macOS LaunchAgent), transparent supervisor watchdog, launchd KeepAlive crash recovery, and osascript activation.</w:t>
+            </w:r>
+          </w:p>
+        </w:tc>
+      </w:tr>
+      <w:tr>
+        <w:tc>
+          <w:tcPr>
+            <w:tcW w:type="dxa" w:w="2160"/>
+            <w:shd w:fill="F8FAFC"/>
+            <w:tcMar>
+              <w:top w:w="100" w:type="dxa"/>
+              <w:bottom w:w="100" w:type="dxa"/>
+              <w:left w:w="140" w:type="dxa"/>
+              <w:right w:w="140" w:type="dxa"/>
+            </w:tcMar>
+          </w:tcPr>
+          <w:p>
+            <w:pPr>
+              <w:spacing w:before="0" w:after="0" w:line="276" w:lineRule="auto"/>
             </w:pPr>
             <w:r>
               <w:rPr>
@@ -514,17 +928,17 @@
         <w:tc>
           <w:tcPr>
             <w:tcW w:type="dxa" w:w="3600"/>
-            <w:shd w:fill="FFFFFF"/>
+            <w:shd w:fill="F8FAFC"/>
             <w:tcMar>
-              <w:top w:w="80" w:type="dxa"/>
-              <w:bottom w:w="80" w:type="dxa"/>
-              <w:left w:w="150" w:type="dxa"/>
-              <w:right w:w="150" w:type="dxa"/>
+              <w:top w:w="100" w:type="dxa"/>
+              <w:bottom w:w="100" w:type="dxa"/>
+              <w:left w:w="140" w:type="dxa"/>
+              <w:right w:w="140" w:type="dxa"/>
             </w:tcMar>
           </w:tcPr>
           <w:p>
             <w:pPr>
-              <w:jc w:val="left"/>
+              <w:spacing w:before="0" w:after="0" w:line="276" w:lineRule="auto"/>
             </w:pPr>
             <w:r>
               <w:rPr>
@@ -532,59 +946,7 @@
                 <w:color w:val="2D3748"/>
                 <w:sz w:val="18"/>
               </w:rPr>
-              <w:t>ActivityRepository, SQLAlchemy Models, SQLite Engine</w:t>
-            </w:r>
-          </w:p>
-        </w:tc>
-        <w:tc>
-          <w:tcPr>
-            <w:tcW w:type="dxa" w:w="3888"/>
-            <w:shd w:fill="FFFFFF"/>
-            <w:tcMar>
-              <w:top w:w="80" w:type="dxa"/>
-              <w:bottom w:w="80" w:type="dxa"/>
-              <w:left w:w="150" w:type="dxa"/>
-              <w:right w:w="150" w:type="dxa"/>
-            </w:tcMar>
-          </w:tcPr>
-          <w:p>
-            <w:pPr>
-              <w:jc w:val="left"/>
-            </w:pPr>
-            <w:r>
-              <w:rPr>
-                <w:rFonts w:ascii="Arial" w:hAnsi="Arial"/>
-                <w:color w:val="2D3748"/>
-                <w:sz w:val="18"/>
-              </w:rPr>
-              <w:t>Manages local transactional ACID persistence with Write-Ahead Logging (WAL) and offline buffering</w:t>
-            </w:r>
-          </w:p>
-        </w:tc>
-      </w:tr>
-      <w:tr>
-        <w:tc>
-          <w:tcPr>
-            <w:tcW w:type="dxa" w:w="2304"/>
-            <w:shd w:fill="F8FAFC"/>
-            <w:tcMar>
-              <w:top w:w="80" w:type="dxa"/>
-              <w:bottom w:w="80" w:type="dxa"/>
-              <w:left w:w="150" w:type="dxa"/>
-              <w:right w:w="150" w:type="dxa"/>
-            </w:tcMar>
-          </w:tcPr>
-          <w:p>
-            <w:pPr>
-              <w:jc w:val="left"/>
-            </w:pPr>
-            <w:r>
-              <w:rPr>
-                <w:rFonts w:ascii="Arial" w:hAnsi="Arial"/>
-                <w:color w:val="2D3748"/>
-                <w:sz w:val="18"/>
-              </w:rPr>
-              <w:t>Configuration</w:t>
+              <w:t>ActivityRepository, SQLAlchemy Models, SQLite Engine (activity_tracker.db)</w:t>
             </w:r>
           </w:p>
         </w:tc>
@@ -593,15 +955,15 @@
             <w:tcW w:type="dxa" w:w="3600"/>
             <w:shd w:fill="F8FAFC"/>
             <w:tcMar>
-              <w:top w:w="80" w:type="dxa"/>
-              <w:bottom w:w="80" w:type="dxa"/>
-              <w:left w:w="150" w:type="dxa"/>
-              <w:right w:w="150" w:type="dxa"/>
+              <w:top w:w="100" w:type="dxa"/>
+              <w:bottom w:w="100" w:type="dxa"/>
+              <w:left w:w="140" w:type="dxa"/>
+              <w:right w:w="140" w:type="dxa"/>
             </w:tcMar>
           </w:tcPr>
           <w:p>
             <w:pPr>
-              <w:jc w:val="left"/>
+              <w:spacing w:before="0" w:after="0" w:line="276" w:lineRule="auto"/>
             </w:pPr>
             <w:r>
               <w:rPr>
@@ -609,24 +971,26 @@
                 <w:color w:val="2D3748"/>
                 <w:sz w:val="18"/>
               </w:rPr>
-              <w:t>ApiConfig, Settings, Paths, Logger, Security</w:t>
+              <w:t>Manages local transactional ACID persistence with Write-Ahead Logging (WAL), busy timeout 5000ms, and offline queueing.</w:t>
             </w:r>
           </w:p>
         </w:tc>
+      </w:tr>
+      <w:tr>
         <w:tc>
           <w:tcPr>
-            <w:tcW w:type="dxa" w:w="3888"/>
-            <w:shd w:fill="F8FAFC"/>
+            <w:tcW w:type="dxa" w:w="2160"/>
+            <w:shd w:fill="FFFFFF"/>
             <w:tcMar>
-              <w:top w:w="80" w:type="dxa"/>
-              <w:bottom w:w="80" w:type="dxa"/>
-              <w:left w:w="150" w:type="dxa"/>
-              <w:right w:w="150" w:type="dxa"/>
+              <w:top w:w="100" w:type="dxa"/>
+              <w:bottom w:w="100" w:type="dxa"/>
+              <w:left w:w="140" w:type="dxa"/>
+              <w:right w:w="140" w:type="dxa"/>
             </w:tcMar>
           </w:tcPr>
           <w:p>
             <w:pPr>
-              <w:jc w:val="left"/>
+              <w:spacing w:before="0" w:after="0" w:line="276" w:lineRule="auto"/>
             </w:pPr>
             <w:r>
               <w:rPr>
@@ -634,7 +998,57 @@
                 <w:color w:val="2D3748"/>
                 <w:sz w:val="18"/>
               </w:rPr>
-              <w:t>Resolves dynamic tenant endpoints, manages local app data directories, formats structured logs</w:t>
+              <w:t>Configuration Layer</w:t>
+            </w:r>
+          </w:p>
+        </w:tc>
+        <w:tc>
+          <w:tcPr>
+            <w:tcW w:type="dxa" w:w="3600"/>
+            <w:shd w:fill="FFFFFF"/>
+            <w:tcMar>
+              <w:top w:w="100" w:type="dxa"/>
+              <w:bottom w:w="100" w:type="dxa"/>
+              <w:left w:w="140" w:type="dxa"/>
+              <w:right w:w="140" w:type="dxa"/>
+            </w:tcMar>
+          </w:tcPr>
+          <w:p>
+            <w:pPr>
+              <w:spacing w:before="0" w:after="0" w:line="276" w:lineRule="auto"/>
+            </w:pPr>
+            <w:r>
+              <w:rPr>
+                <w:rFonts w:ascii="Arial" w:hAnsi="Arial"/>
+                <w:color w:val="2D3748"/>
+                <w:sz w:val="18"/>
+              </w:rPr>
+              <w:t>ApiConfig (Singleton), SettingsService, Paths, Logger, Security</w:t>
+            </w:r>
+          </w:p>
+        </w:tc>
+        <w:tc>
+          <w:tcPr>
+            <w:tcW w:type="dxa" w:w="3600"/>
+            <w:shd w:fill="FFFFFF"/>
+            <w:tcMar>
+              <w:top w:w="100" w:type="dxa"/>
+              <w:bottom w:w="100" w:type="dxa"/>
+              <w:left w:w="140" w:type="dxa"/>
+              <w:right w:w="140" w:type="dxa"/>
+            </w:tcMar>
+          </w:tcPr>
+          <w:p>
+            <w:pPr>
+              <w:spacing w:before="0" w:after="0" w:line="276" w:lineRule="auto"/>
+            </w:pPr>
+            <w:r>
+              <w:rPr>
+                <w:rFonts w:ascii="Arial" w:hAnsi="Arial"/>
+                <w:color w:val="2D3748"/>
+                <w:sz w:val="18"/>
+              </w:rPr>
+              <w:t>Resolves dynamic tenant endpoints from App Controller, manages local storage paths, formats structured rotating diagnostic logs.</w:t>
             </w:r>
           </w:p>
         </w:tc>
@@ -642,272 +1056,12 @@
     </w:tbl>
     <w:p>
       <w:pPr>
-        <w:spacing w:after="160"/>
+        <w:spacing w:after="120"/>
       </w:pPr>
-    </w:p>
-    <w:p>
-      <w:pPr>
-        <w:keepNext/>
-        <w:spacing w:before="280" w:after="120"/>
-      </w:pPr>
-      <w:r>
-        <w:rPr>
-          <w:rFonts w:ascii="Arial" w:hAnsi="Arial"/>
-          <w:b/>
-          <w:color w:val="0F2942"/>
-          <w:sz w:val="28"/>
-        </w:rPr>
-        <w:t>2. End-to-End System Integration Flow</w:t>
-      </w:r>
-    </w:p>
-    <w:p>
-      <w:pPr>
-        <w:pStyle w:val="ListBullet"/>
-        <w:spacing w:after="60" w:line="276" w:lineRule="auto"/>
-      </w:pPr>
-      <w:r>
-        <w:rPr>
-          <w:rFonts w:ascii="Arial" w:hAnsi="Arial"/>
-          <w:b/>
-          <w:color w:val="2D3748"/>
-          <w:sz w:val="20"/>
-        </w:rPr>
-        <w:t xml:space="preserve">1. Bootstrap: </w:t>
-      </w:r>
-      <w:r>
-        <w:rPr>
-          <w:rFonts w:ascii="Arial" w:hAnsi="Arial"/>
-          <w:color w:val="2D3748"/>
-          <w:sz w:val="20"/>
-        </w:rPr>
-        <w:t>User supplies company code -&gt; AppController validates tenant -&gt; Base URL and endpoints configured dynamically.</w:t>
-      </w:r>
-    </w:p>
-    <w:p>
-      <w:pPr>
-        <w:pStyle w:val="ListBullet"/>
-        <w:spacing w:after="60" w:line="276" w:lineRule="auto"/>
-      </w:pPr>
-      <w:r>
-        <w:rPr>
-          <w:rFonts w:ascii="Arial" w:hAnsi="Arial"/>
-          <w:b/>
-          <w:color w:val="2D3748"/>
-          <w:sz w:val="20"/>
-        </w:rPr>
-        <w:t xml:space="preserve">2. Authentication: </w:t>
-      </w:r>
-      <w:r>
-        <w:rPr>
-          <w:rFonts w:ascii="Arial" w:hAnsi="Arial"/>
-          <w:color w:val="2D3748"/>
-          <w:sz w:val="20"/>
-        </w:rPr>
-        <w:t>User authenticates -&gt; Device hardware UUID enrolled -&gt; Scoped device_token returned and stored in secure session.</w:t>
-      </w:r>
-    </w:p>
-    <w:p>
-      <w:pPr>
-        <w:pStyle w:val="ListBullet"/>
-        <w:spacing w:after="60" w:line="276" w:lineRule="auto"/>
-      </w:pPr>
-      <w:r>
-        <w:rPr>
-          <w:rFonts w:ascii="Arial" w:hAnsi="Arial"/>
-          <w:b/>
-          <w:color w:val="2D3748"/>
-          <w:sz w:val="20"/>
-        </w:rPr>
-        <w:t xml:space="preserve">3. Tracking: </w:t>
-      </w:r>
-      <w:r>
-        <w:rPr>
-          <w:rFonts w:ascii="Arial" w:hAnsi="Arial"/>
-          <w:color w:val="2D3748"/>
-          <w:sz w:val="20"/>
-        </w:rPr>
-        <w:t>TrackerWorker polls active window &amp; idle input -&gt; Commits closed sessions to local SQLite database.</w:t>
-      </w:r>
-    </w:p>
-    <w:p>
-      <w:pPr>
-        <w:pStyle w:val="ListBullet"/>
-        <w:spacing w:after="60" w:line="276" w:lineRule="auto"/>
-      </w:pPr>
-      <w:r>
-        <w:rPr>
-          <w:rFonts w:ascii="Arial" w:hAnsi="Arial"/>
-          <w:b/>
-          <w:color w:val="2D3748"/>
-          <w:sz w:val="20"/>
-        </w:rPr>
-        <w:t xml:space="preserve">4. Synchronization: </w:t>
-      </w:r>
-      <w:r>
-        <w:rPr>
-          <w:rFonts w:ascii="Arial" w:hAnsi="Arial"/>
-          <w:color w:val="2D3748"/>
-          <w:sz w:val="20"/>
-        </w:rPr>
-        <w:t>SyncService flushes batches of 100 records and screenshots to cloud backend with retry backoff.</w:t>
-      </w:r>
-    </w:p>
-    <w:p>
-      <w:pPr>
-        <w:pStyle w:val="ListBullet"/>
-        <w:spacing w:after="60" w:line="276" w:lineRule="auto"/>
-      </w:pPr>
-      <w:r>
-        <w:rPr>
-          <w:rFonts w:ascii="Arial" w:hAnsi="Arial"/>
-          <w:b/>
-          <w:color w:val="2D3748"/>
-          <w:sz w:val="20"/>
-        </w:rPr>
-        <w:t xml:space="preserve">5. Dashboard: </w:t>
-      </w:r>
-      <w:r>
-        <w:rPr>
-          <w:rFonts w:ascii="Arial" w:hAnsi="Arial"/>
-          <w:color w:val="2D3748"/>
-          <w:sz w:val="20"/>
-        </w:rPr>
-        <w:t>Dashboard displays real-time punch time, monthly attendance grid, leave quotas, and KRA timesheets.</w:t>
-      </w:r>
-    </w:p>
-    <w:p>
-      <w:pPr>
-        <w:pStyle w:val="ListBullet"/>
-        <w:spacing w:after="60" w:line="276" w:lineRule="auto"/>
-      </w:pPr>
-      <w:r>
-        <w:rPr>
-          <w:rFonts w:ascii="Arial" w:hAnsi="Arial"/>
-          <w:b/>
-          <w:color w:val="2D3748"/>
-          <w:sz w:val="20"/>
-        </w:rPr>
-        <w:t xml:space="preserve">6. Maintenance: </w:t>
-      </w:r>
-      <w:r>
-        <w:rPr>
-          <w:rFonts w:ascii="Arial" w:hAnsi="Arial"/>
-          <w:color w:val="2D3748"/>
-          <w:sz w:val="20"/>
-        </w:rPr>
-        <w:t>UpdateService queries /punch/check_new_version -&gt; Compares semantically -&gt; Spawns detached silent installer on upgrade.</w:t>
-      </w:r>
-    </w:p>
-    <w:p>
-      <w:pPr>
-        <w:keepNext/>
-        <w:spacing w:before="280" w:after="120"/>
-      </w:pPr>
-      <w:r>
-        <w:rPr>
-          <w:rFonts w:ascii="Arial" w:hAnsi="Arial"/>
-          <w:b/>
-          <w:color w:val="0F2942"/>
-          <w:sz w:val="28"/>
-        </w:rPr>
-        <w:t>3. Security Architecture &amp; Threat Mitigation</w:t>
-      </w:r>
-    </w:p>
-    <w:p>
-      <w:pPr>
-        <w:pStyle w:val="ListBullet"/>
-        <w:spacing w:after="60" w:line="276" w:lineRule="auto"/>
-      </w:pPr>
-      <w:r>
-        <w:rPr>
-          <w:rFonts w:ascii="Arial" w:hAnsi="Arial"/>
-          <w:b/>
-          <w:color w:val="2D3748"/>
-          <w:sz w:val="20"/>
-        </w:rPr>
-        <w:t xml:space="preserve">Transport Security: </w:t>
-      </w:r>
-      <w:r>
-        <w:rPr>
-          <w:rFonts w:ascii="Arial" w:hAnsi="Arial"/>
-          <w:color w:val="2D3748"/>
-          <w:sz w:val="20"/>
-        </w:rPr>
-        <w:t>All external HTTP traffic strictly uses TLS 1.2+ encryption with validated certificates.</w:t>
-      </w:r>
-    </w:p>
-    <w:p>
-      <w:pPr>
-        <w:pStyle w:val="ListBullet"/>
-        <w:spacing w:after="60" w:line="276" w:lineRule="auto"/>
-      </w:pPr>
-      <w:r>
-        <w:rPr>
-          <w:rFonts w:ascii="Arial" w:hAnsi="Arial"/>
-          <w:b/>
-          <w:color w:val="2D3748"/>
-          <w:sz w:val="20"/>
-        </w:rPr>
-        <w:t xml:space="preserve">Credential Protection: </w:t>
-      </w:r>
-      <w:r>
-        <w:rPr>
-          <w:rFonts w:ascii="Arial" w:hAnsi="Arial"/>
-          <w:color w:val="2D3748"/>
-          <w:sz w:val="20"/>
-        </w:rPr>
-        <w:t>Authentication credentials, tokens, and authorization headers are scrubbed from log files.</w:t>
-      </w:r>
-    </w:p>
-    <w:p>
-      <w:pPr>
-        <w:pStyle w:val="ListBullet"/>
-        <w:spacing w:after="60" w:line="276" w:lineRule="auto"/>
-      </w:pPr>
-      <w:r>
-        <w:rPr>
-          <w:rFonts w:ascii="Arial" w:hAnsi="Arial"/>
-          <w:b/>
-          <w:color w:val="2D3748"/>
-          <w:sz w:val="20"/>
-        </w:rPr>
-        <w:t xml:space="preserve">Storage Isolation: </w:t>
-      </w:r>
-      <w:r>
-        <w:rPr>
-          <w:rFonts w:ascii="Arial" w:hAnsi="Arial"/>
-          <w:color w:val="2D3748"/>
-          <w:sz w:val="20"/>
-        </w:rPr>
-        <w:t>Local SQLite database and session files are restricted to the local user AppData directory.</w:t>
-      </w:r>
-    </w:p>
-    <w:p>
-      <w:pPr>
-        <w:pStyle w:val="ListBullet"/>
-        <w:spacing w:after="60" w:line="276" w:lineRule="auto"/>
-      </w:pPr>
-      <w:r>
-        <w:rPr>
-          <w:rFonts w:ascii="Arial" w:hAnsi="Arial"/>
-          <w:b/>
-          <w:color w:val="2D3748"/>
-          <w:sz w:val="20"/>
-        </w:rPr>
-        <w:t xml:space="preserve">Privacy Safeguards: </w:t>
-      </w:r>
-      <w:r>
-        <w:rPr>
-          <w:rFonts w:ascii="Arial" w:hAnsi="Arial"/>
-          <w:color w:val="2D3748"/>
-          <w:sz w:val="20"/>
-        </w:rPr>
-        <w:t>Non-invasive tracking policy prohibits keystroke logging, clipboard monitoring, and covert recording.</w:t>
-      </w:r>
     </w:p>
     <w:sectPr>
       <w:pgSz w:w="12240" w:h="15840"/>
-      <w:pgMar w:top="1152" w:right="1152" w:bottom="1152" w:left="1152" w:header="720" w:footer="720" w:gutter="0"/>
+      <w:pgMar w:top="1440" w:right="1800" w:bottom="1440" w:left="1800" w:header="720" w:footer="720" w:gutter="0"/>
       <w:cols w:space="720"/>
       <w:docGrid w:linePitch="360"/>
     </w:sectPr>
